--- a/docs/activities/04_07_activity/download_summarize_weather_activity.docx
+++ b/docs/activities/04_07_activity/download_summarize_weather_activity.docx
@@ -31,7 +31,7 @@
         <w:pStyle w:val="Date"/>
       </w:pPr>
       <w:r>
-        <w:t xml:space="preserve">2026-07-02</w:t>
+        <w:t xml:space="preserve">2026-07-03</w:t>
       </w:r>
     </w:p>
     <w:bookmarkStart w:id="12" w:name="downloading-and-summarizing-climate-data"/>

--- a/docs/activities/04_07_activity/download_summarize_weather_activity.docx
+++ b/docs/activities/04_07_activity/download_summarize_weather_activity.docx
@@ -31,10 +31,10 @@
         <w:pStyle w:val="Date"/>
       </w:pPr>
       <w:r>
-        <w:t xml:space="preserve">2026-07-03</w:t>
-      </w:r>
-    </w:p>
-    <w:bookmarkStart w:id="12" w:name="downloading-and-summarizing-climate-data"/>
+        <w:t xml:space="preserve">2026-07-04</w:t>
+      </w:r>
+    </w:p>
+    <w:bookmarkStart w:id="16" w:name="downloading-and-summarizing-climate-data"/>
     <w:p>
       <w:pPr>
         <w:pStyle w:val="Heading1"/>
@@ -202,7 +202,7 @@
       </w:r>
     </w:p>
     <w:bookmarkEnd w:id="9"/>
-    <w:bookmarkStart w:id="11" w:name="todays-objectives"/>
+    <w:bookmarkStart w:id="15" w:name="todays-objectives"/>
     <w:p>
       <w:pPr>
         <w:pStyle w:val="Heading3"/>
@@ -490,6 +490,237 @@
         <w:t xml:space="preserve">section is optional.</w:t>
       </w:r>
     </w:p>
+    <w:tbl>
+      <w:tblPr>
+        <w:tblStyle w:val="Table"/>
+        <w:tblLook w:firstRow="0" w:lastRow="0" w:firstColumn="0" w:lastColumn="0" w:noHBand="0" w:noVBand="0" w:val="0000"/>
+        <w:tblBorders>
+          <w:top w:val="single" w:sz="4" w:space="0" w:color="0758E5"/>
+          <w:left w:val="single" w:sz="24" w:space="0" w:color="0758E5"/>
+          <w:bottom w:val="single" w:sz="4" w:space="0" w:color="0758E5"/>
+          <w:right w:val="single" w:sz="4" w:space="0" w:color="0758E5"/>
+        </w:tblBorders>
+        <w:tblCellMar>
+          <w:left w:w="144" w:type="dxa"/>
+          <w:right w:w="144" w:type="dxa"/>
+        </w:tblCellMar>
+        <w:tblLook w:firstRow="0" w:lastRow="0" w:firstColumn="0" w:lastColumn="0" w:noHBand="0" w:noVBand="0" w:val="0000"/>
+      </w:tblPr>
+      <w:tr>
+        <w:trPr>
+          <w:cantSplit/>
+        </w:trPr>
+        <w:tc>
+          <w:tcPr>
+            <w:shd w:color="auto" w:fill="dae6fb" w:val="clear"/>
+            <w:tcMar>
+              <w:top w:w="92" w:type="dxa"/>
+              <w:bottom w:w="92" w:type="dxa"/>
+            </w:tcMar>
+          </w:tcPr>
+          <w:p>
+            <w:pPr>
+              <w:pStyle w:val="FirstParagraph"/>
+            </w:pPr>
+            <w:pPr>
+              <w:spacing w:before="0" w:after="0"/>
+              <w:textAlignment w:val="center"/>
+            </w:pPr>
+            <w:r>
+              <w:drawing>
+                <wp:inline>
+                  <wp:extent cx="152400" cy="152400"/>
+                  <wp:effectExtent b="0" l="0" r="0" t="0"/>
+                  <wp:docPr descr="" title="" id="12" name="Picture"/>
+                  <a:graphic>
+                    <a:graphicData uri="http://schemas.openxmlformats.org/drawingml/2006/picture">
+                      <pic:pic>
+                        <pic:nvPicPr>
+                          <pic:cNvPr descr="/Applications/Positron.app/Contents/Resources/app/quarto/share/formats/docx/note.png" id="13" name="Picture"/>
+                          <pic:cNvPicPr>
+                            <a:picLocks noChangeArrowheads="1" noChangeAspect="1"/>
+                          </pic:cNvPicPr>
+                        </pic:nvPicPr>
+                        <pic:blipFill>
+                          <a:blip r:embed="rId11"/>
+                          <a:stretch>
+                            <a:fillRect/>
+                          </a:stretch>
+                        </pic:blipFill>
+                        <pic:spPr bwMode="auto">
+                          <a:xfrm>
+                            <a:off x="0" y="0"/>
+                            <a:ext cx="152400" cy="152400"/>
+                          </a:xfrm>
+                          <a:prstGeom prst="rect">
+                            <a:avLst/>
+                          </a:prstGeom>
+                          <a:noFill/>
+                          <a:ln w="9525">
+                            <a:noFill/>
+                            <a:headEnd/>
+                            <a:tailEnd/>
+                          </a:ln>
+                        </pic:spPr>
+                      </pic:pic>
+                    </a:graphicData>
+                  </a:graphic>
+                </wp:inline>
+              </w:drawing>
+            </w:r>
+            <w:r>
+              <w:t xml:space="preserve"> </w:t>
+            </w:r>
+            <w:r>
+              <w:t xml:space="preserve"> </w:t>
+            </w:r>
+            <w:r>
+              <w:t xml:space="preserve">🔮 Predict before you run — and type, don’t paste</w:t>
+            </w:r>
+          </w:p>
+        </w:tc>
+      </w:tr>
+      <w:tr>
+        <w:trPr>
+          <w:cantSplit/>
+        </w:trPr>
+        <w:tc>
+          <w:tcPr>
+            <w:tcMar>
+              <w:top w:w="108" w:type="dxa"/>
+              <w:bottom w:w="108" w:type="dxa"/>
+            </w:tcMar>
+          </w:tcPr>
+          <w:p>
+            <w:pPr>
+              <w:pStyle w:val="BodyText"/>
+            </w:pPr>
+            <w:pPr>
+              <w:spacing w:before="16"/>
+            </w:pPr>
+            <w:r>
+              <w:t xml:space="preserve">Before each</w:t>
+            </w:r>
+            <w:r>
+              <w:t xml:space="preserve"> </w:t>
+            </w:r>
+            <w:r>
+              <w:rPr>
+                <w:b/>
+                <w:bCs/>
+              </w:rPr>
+              <w:t xml:space="preserve">▶ Run this</w:t>
+            </w:r>
+            <w:r>
+              <w:t xml:space="preserve"> </w:t>
+            </w:r>
+            <w:r>
+              <w:t xml:space="preserve">block, cover the output and</w:t>
+            </w:r>
+            <w:r>
+              <w:t xml:space="preserve"> </w:t>
+            </w:r>
+            <w:r>
+              <w:rPr>
+                <w:i/>
+                <w:iCs/>
+              </w:rPr>
+              <w:t xml:space="preserve">predict</w:t>
+            </w:r>
+            <w:r>
+              <w:t xml:space="preserve"> </w:t>
+            </w:r>
+            <w:r>
+              <w:t xml:space="preserve">what R will print. Then type the code yourself. Two reasons:</w:t>
+            </w:r>
+          </w:p>
+          <w:p>
+            <w:pPr>
+              <w:pStyle w:val="Compact"/>
+              <w:numPr>
+                <w:ilvl w:val="0"/>
+                <w:numId w:val="1005"/>
+              </w:numPr>
+            </w:pPr>
+            <w:r>
+              <w:rPr>
+                <w:b/>
+                <w:bCs/>
+              </w:rPr>
+              <w:t xml:space="preserve">Predicting makes it stick.</w:t>
+            </w:r>
+            <w:r>
+              <w:t xml:space="preserve"> </w:t>
+            </w:r>
+            <w:r>
+              <w:t xml:space="preserve">Guessing the row count, the slope, or which season warms faster forces you to retrieve the idea — being surprised is when it sinks in.</w:t>
+            </w:r>
+          </w:p>
+          <w:p>
+            <w:pPr>
+              <w:pStyle w:val="Compact"/>
+              <w:numPr>
+                <w:ilvl w:val="0"/>
+                <w:numId w:val="1005"/>
+              </w:numPr>
+            </w:pPr>
+            <w:r>
+              <w:rPr>
+                <w:b/>
+                <w:bCs/>
+              </w:rPr>
+              <w:t xml:space="preserve">Typing beats pasting.</w:t>
+            </w:r>
+            <w:r>
+              <w:t xml:space="preserve"> </w:t>
+            </w:r>
+            <w:r>
+              <w:t xml:space="preserve">Typing trains your eye for the small errors (a lowercase</w:t>
+            </w:r>
+            <w:r>
+              <w:t xml:space="preserve"> </w:t>
+            </w:r>
+            <w:r>
+              <w:rPr>
+                <w:rStyle w:val="VerbatimChar"/>
+              </w:rPr>
+              <w:t xml:space="preserve">temp</w:t>
+            </w:r>
+            <w:r>
+              <w:t xml:space="preserve">,</w:t>
+            </w:r>
+            <w:r>
+              <w:t xml:space="preserve"> </w:t>
+            </w:r>
+            <w:r>
+              <w:rPr>
+                <w:rStyle w:val="VerbatimChar"/>
+              </w:rPr>
+              <w:t xml:space="preserve">==</w:t>
+            </w:r>
+            <w:r>
+              <w:t xml:space="preserve"> </w:t>
+            </w:r>
+            <w:r>
+              <w:t xml:space="preserve">instead of</w:t>
+            </w:r>
+            <w:r>
+              <w:t xml:space="preserve"> </w:t>
+            </w:r>
+            <w:r>
+              <w:rPr>
+                <w:rStyle w:val="VerbatimChar"/>
+              </w:rPr>
+              <w:t xml:space="preserve">%in%</w:t>
+            </w:r>
+            <w:r>
+              <w:t xml:space="preserve">) that you would otherwise spend real time hunting.</w:t>
+            </w:r>
+          </w:p>
+          <w:p/>
+        </w:tc>
+      </w:tr>
+    </w:tbl>
     <w:p>
       <w:r>
         <w:pict>
@@ -497,9 +728,37 @@
         </w:pict>
       </w:r>
     </w:p>
-    <w:bookmarkEnd w:id="11"/>
-    <w:bookmarkEnd w:id="12"/>
-    <w:bookmarkStart w:id="15" w:name="Xe6a045c8796bd60522c23a7ea50ecc27df84f95"/>
+    <w:p>
+      <w:pPr>
+        <w:pStyle w:val="Heading2"/>
+      </w:pPr>
+      <w:bookmarkStart w:id="14" w:name="X35290d85f25097e734c23bcf580caa9b783e8c1"/>
+      <w:r>
+        <w:t xml:space="preserve">🧩 Chunk 1 — Download &amp; explore raw data</w:t>
+      </w:r>
+      <w:r>
+        <w:t xml:space="preserve"> </w:t>
+      </w:r>
+      <w:r>
+        <w:rPr>
+          <w:i/>
+          <w:iCs/>
+        </w:rPr>
+        <w:t xml:space="preserve">(after lecture Chunk 1)</w:t>
+      </w:r>
+      <w:bookmarkEnd w:id="14"/>
+    </w:p>
+    <w:p>
+      <w:pPr>
+        <w:pStyle w:val="BlockText"/>
+      </w:pPr>
+      <w:r>
+        <w:t xml:space="preserve">Parts 1–3: download the Duluth record, trim the columns, and plot the raw daily data.</w:t>
+      </w:r>
+    </w:p>
+    <w:bookmarkEnd w:id="15"/>
+    <w:bookmarkEnd w:id="16"/>
+    <w:bookmarkStart w:id="19" w:name="Xe6a045c8796bd60522c23a7ea50ecc27df84f95"/>
     <w:p>
       <w:pPr>
         <w:pStyle w:val="Heading1"/>
@@ -508,7 +767,7 @@
         <w:t xml:space="preserve">Part 1 · Load libraries and download the data</w:t>
       </w:r>
     </w:p>
-    <w:bookmarkStart w:id="13" w:name="libraries"/>
+    <w:bookmarkStart w:id="17" w:name="libraries"/>
     <w:p>
       <w:pPr>
         <w:pStyle w:val="Heading3"/>
@@ -582,8 +841,8 @@
         <w:t xml:space="preserve"># download NOAA weather station data</w:t>
       </w:r>
     </w:p>
-    <w:bookmarkEnd w:id="13"/>
-    <w:bookmarkStart w:id="14" w:name="download-duluths-weather-record"/>
+    <w:bookmarkEnd w:id="17"/>
+    <w:bookmarkStart w:id="18" w:name="download-duluths-weather-record"/>
     <w:p>
       <w:pPr>
         <w:pStyle w:val="Heading3"/>
@@ -832,9 +1091,9 @@
         </w:pict>
       </w:r>
     </w:p>
-    <w:bookmarkEnd w:id="14"/>
-    <w:bookmarkEnd w:id="15"/>
-    <w:bookmarkStart w:id="16" w:name="part-2-trim-to-the-columns-we-need"/>
+    <w:bookmarkEnd w:id="18"/>
+    <w:bookmarkEnd w:id="19"/>
+    <w:bookmarkStart w:id="20" w:name="part-2-trim-to-the-columns-we-need"/>
     <w:p>
       <w:pPr>
         <w:pStyle w:val="Heading1"/>
@@ -1052,14 +1311,38 @@
         </w:pict>
       </w:r>
     </w:p>
-    <w:bookmarkEnd w:id="16"/>
-    <w:bookmarkStart w:id="17" w:name="part-3-plot-the-raw-daily-data"/>
+    <w:bookmarkEnd w:id="20"/>
+    <w:bookmarkStart w:id="22" w:name="part-3-plot-the-raw-daily-data"/>
     <w:p>
       <w:pPr>
         <w:pStyle w:val="Heading1"/>
       </w:pPr>
       <w:r>
         <w:t xml:space="preserve">Part 3 · Plot the raw daily data</w:t>
+      </w:r>
+    </w:p>
+    <w:p>
+      <w:pPr>
+        <w:pStyle w:val="BlockText"/>
+      </w:pPr>
+      <w:r>
+        <w:t xml:space="preserve">🔮</w:t>
+      </w:r>
+      <w:r>
+        <w:t xml:space="preserve"> </w:t>
+      </w:r>
+      <w:r>
+        <w:rPr>
+          <w:b/>
+          <w:bCs/>
+        </w:rPr>
+        <w:t xml:space="preserve">Predict first:</w:t>
+      </w:r>
+      <w:r>
+        <w:t xml:space="preserve"> </w:t>
+      </w:r>
+      <w:r>
+        <w:t xml:space="preserve">this plots ~28,000 daily points. Before you run it — will a warming trend be visible, or will something else dominate? Write your guess.</w:t>
       </w:r>
     </w:p>
     <w:p>
@@ -1579,8 +1862,36 @@
         </w:pict>
       </w:r>
     </w:p>
-    <w:bookmarkEnd w:id="17"/>
-    <w:bookmarkStart w:id="18" w:name="part-4-summarize-by-month"/>
+    <w:p>
+      <w:pPr>
+        <w:pStyle w:val="Heading2"/>
+      </w:pPr>
+      <w:bookmarkStart w:id="21" w:name="Xaf33d23069f21469d7a4ff1e78079d03c19f595"/>
+      <w:r>
+        <w:t xml:space="preserve">🧩 Chunk 2 — Summarize to reveal the trend</w:t>
+      </w:r>
+      <w:r>
+        <w:t xml:space="preserve"> </w:t>
+      </w:r>
+      <w:r>
+        <w:rPr>
+          <w:i/>
+          <w:iCs/>
+        </w:rPr>
+        <w:t xml:space="preserve">(after lecture Chunk 2)</w:t>
+      </w:r>
+      <w:bookmarkEnd w:id="21"/>
+    </w:p>
+    <w:p>
+      <w:pPr>
+        <w:pStyle w:val="BlockText"/>
+      </w:pPr>
+      <w:r>
+        <w:t xml:space="preserve">Parts 4–5: collapse the daily data to monthly and yearly means.</w:t>
+      </w:r>
+    </w:p>
+    <w:bookmarkEnd w:id="22"/>
+    <w:bookmarkStart w:id="23" w:name="part-4-summarize-by-month"/>
     <w:p>
       <w:pPr>
         <w:pStyle w:val="Heading1"/>
@@ -2346,8 +2657,8 @@
         </w:pict>
       </w:r>
     </w:p>
-    <w:bookmarkEnd w:id="18"/>
-    <w:bookmarkStart w:id="19" w:name="part-5-summarize-by-year"/>
+    <w:bookmarkEnd w:id="23"/>
+    <w:bookmarkStart w:id="25" w:name="part-5-summarize-by-year"/>
     <w:p>
       <w:pPr>
         <w:pStyle w:val="Heading1"/>
@@ -3100,8 +3411,51 @@
         </w:pict>
       </w:r>
     </w:p>
-    <w:bookmarkEnd w:id="19"/>
-    <w:bookmarkStart w:id="20" w:name="part-6-model-the-rate-of-change-with-lm"/>
+    <w:p>
+      <w:pPr>
+        <w:pStyle w:val="Heading2"/>
+      </w:pPr>
+      <w:bookmarkStart w:id="24" w:name="X3c881917aee86cc2bc383f26a4721cc52a8b377"/>
+      <w:r>
+        <w:t xml:space="preserve">🧩 Chunk 3 — Model the rate of change</w:t>
+      </w:r>
+      <w:r>
+        <w:t xml:space="preserve"> </w:t>
+      </w:r>
+      <w:r>
+        <w:rPr>
+          <w:i/>
+          <w:iCs/>
+        </w:rPr>
+        <w:t xml:space="preserve">(after lecture Chunk 3)</w:t>
+      </w:r>
+      <w:bookmarkEnd w:id="24"/>
+    </w:p>
+    <w:p>
+      <w:pPr>
+        <w:pStyle w:val="BlockText"/>
+      </w:pPr>
+      <w:r>
+        <w:t xml:space="preserve">Part 6: fit</w:t>
+      </w:r>
+      <w:r>
+        <w:t xml:space="preserve"> </w:t>
+      </w:r>
+      <w:r>
+        <w:rPr>
+          <w:rStyle w:val="VerbatimChar"/>
+        </w:rPr>
+        <w:t xml:space="preserve">lm(TEMP ~ YEAR)</w:t>
+      </w:r>
+      <w:r>
+        <w:t xml:space="preserve"> </w:t>
+      </w:r>
+      <w:r>
+        <w:t xml:space="preserve">and read the warming slope.</w:t>
+      </w:r>
+    </w:p>
+    <w:bookmarkEnd w:id="25"/>
+    <w:bookmarkStart w:id="27" w:name="part-6-model-the-rate-of-change-with-lm"/>
     <w:p>
       <w:pPr>
         <w:pStyle w:val="Heading1"/>
@@ -3117,6 +3471,57 @@
           <w:rStyle w:val="VerbatimChar"/>
         </w:rPr>
         <w:t xml:space="preserve">lm()</w:t>
+      </w:r>
+    </w:p>
+    <w:p>
+      <w:pPr>
+        <w:pStyle w:val="BlockText"/>
+      </w:pPr>
+      <w:r>
+        <w:t xml:space="preserve">🔮</w:t>
+      </w:r>
+      <w:r>
+        <w:t xml:space="preserve"> </w:t>
+      </w:r>
+      <w:r>
+        <w:rPr>
+          <w:b/>
+          <w:bCs/>
+        </w:rPr>
+        <w:t xml:space="preserve">Predict first:</w:t>
+      </w:r>
+      <w:r>
+        <w:t xml:space="preserve"> </w:t>
+      </w:r>
+      <w:r>
+        <w:t xml:space="preserve">will the slope of</w:t>
+      </w:r>
+      <w:r>
+        <w:t xml:space="preserve"> </w:t>
+      </w:r>
+      <w:r>
+        <w:rPr>
+          <w:rStyle w:val="VerbatimChar"/>
+        </w:rPr>
+        <w:t xml:space="preserve">TEMP ~ YEAR</w:t>
+      </w:r>
+      <w:r>
+        <w:t xml:space="preserve"> </w:t>
+      </w:r>
+      <w:r>
+        <w:t xml:space="preserve">be positive or negative? Roughly how many °C per decade? Guess before you run</w:t>
+      </w:r>
+      <w:r>
+        <w:t xml:space="preserve"> </w:t>
+      </w:r>
+      <w:r>
+        <w:rPr>
+          <w:rStyle w:val="VerbatimChar"/>
+        </w:rPr>
+        <w:t xml:space="preserve">summary()</w:t>
+      </w:r>
+      <w:r>
+        <w:t xml:space="preserve">.</w:t>
       </w:r>
     </w:p>
     <w:p>
@@ -3683,8 +4088,36 @@
         </w:pict>
       </w:r>
     </w:p>
-    <w:bookmarkEnd w:id="20"/>
-    <w:bookmarkStart w:id="21" w:name="X3d7aa519c0ed9dc6a5889a31501438c525e9db1"/>
+    <w:p>
+      <w:pPr>
+        <w:pStyle w:val="Heading2"/>
+      </w:pPr>
+      <w:bookmarkStart w:id="26" w:name="X89248607a1b6175e42082c7b43b4682568af65b"/>
+      <w:r>
+        <w:t xml:space="preserve">🧩 Chunk 4 — Seasons: is winter warming faster?</w:t>
+      </w:r>
+      <w:r>
+        <w:t xml:space="preserve"> </w:t>
+      </w:r>
+      <w:r>
+        <w:rPr>
+          <w:i/>
+          <w:iCs/>
+        </w:rPr>
+        <w:t xml:space="preserve">(after lecture Chunk 4)</w:t>
+      </w:r>
+      <w:bookmarkEnd w:id="26"/>
+    </w:p>
+    <w:p>
+      <w:pPr>
+        <w:pStyle w:val="BlockText"/>
+      </w:pPr>
+      <w:r>
+        <w:t xml:space="preserve">Parts 7–11: build the season variable, model each season, and write the results paragraph.</w:t>
+      </w:r>
+    </w:p>
+    <w:bookmarkEnd w:id="27"/>
+    <w:bookmarkStart w:id="28" w:name="X3d7aa519c0ed9dc6a5889a31501438c525e9db1"/>
     <w:p>
       <w:pPr>
         <w:pStyle w:val="Heading1"/>
@@ -3700,6 +4133,42 @@
           <w:rStyle w:val="VerbatimChar"/>
         </w:rPr>
         <w:t xml:space="preserve">case_when()</w:t>
+      </w:r>
+    </w:p>
+    <w:p>
+      <w:pPr>
+        <w:pStyle w:val="BlockText"/>
+      </w:pPr>
+      <w:r>
+        <w:t xml:space="preserve">🔮</w:t>
+      </w:r>
+      <w:r>
+        <w:t xml:space="preserve"> </w:t>
+      </w:r>
+      <w:r>
+        <w:rPr>
+          <w:b/>
+          <w:bCs/>
+        </w:rPr>
+        <w:t xml:space="preserve">Predict first:</w:t>
+      </w:r>
+      <w:r>
+        <w:t xml:space="preserve"> </w:t>
+      </w:r>
+      <w:r>
+        <w:t xml:space="preserve">which season category (summer / winter / shoulder) will have the most rows in the</w:t>
+      </w:r>
+      <w:r>
+        <w:t xml:space="preserve"> </w:t>
+      </w:r>
+      <w:r>
+        <w:rPr>
+          <w:rStyle w:val="VerbatimChar"/>
+        </w:rPr>
+        <w:t xml:space="preserve">count()</w:t>
+      </w:r>
+      <w:r>
+        <w:t xml:space="preserve">? Predict before running.</w:t>
       </w:r>
     </w:p>
     <w:p>
@@ -4258,8 +4727,8 @@
         </w:pict>
       </w:r>
     </w:p>
-    <w:bookmarkEnd w:id="21"/>
-    <w:bookmarkStart w:id="22" w:name="part-8-summarize-each-season-by-year"/>
+    <w:bookmarkEnd w:id="28"/>
+    <w:bookmarkStart w:id="29" w:name="part-8-summarize-each-season-by-year"/>
     <w:p>
       <w:pPr>
         <w:pStyle w:val="Heading1"/>
@@ -4597,8 +5066,8 @@
         </w:pict>
       </w:r>
     </w:p>
-    <w:bookmarkEnd w:id="22"/>
-    <w:bookmarkStart w:id="23" w:name="part-9-plot-both-seasons-together"/>
+    <w:bookmarkEnd w:id="29"/>
+    <w:bookmarkStart w:id="30" w:name="part-9-plot-both-seasons-together"/>
     <w:p>
       <w:pPr>
         <w:pStyle w:val="Heading1"/>
@@ -5254,14 +5723,38 @@
         </w:pict>
       </w:r>
     </w:p>
-    <w:bookmarkEnd w:id="23"/>
-    <w:bookmarkStart w:id="24" w:name="X10da8e5be3dd1a92e4752635be53b0a94c515ec"/>
+    <w:bookmarkEnd w:id="30"/>
+    <w:bookmarkStart w:id="31" w:name="X10da8e5be3dd1a92e4752635be53b0a94c515ec"/>
     <w:p>
       <w:pPr>
         <w:pStyle w:val="Heading1"/>
       </w:pPr>
       <w:r>
         <w:t xml:space="preserve">Part 10 · Fit a separate model for each season</w:t>
+      </w:r>
+    </w:p>
+    <w:p>
+      <w:pPr>
+        <w:pStyle w:val="BlockText"/>
+      </w:pPr>
+      <w:r>
+        <w:t xml:space="preserve">🔮</w:t>
+      </w:r>
+      <w:r>
+        <w:t xml:space="preserve"> </w:t>
+      </w:r>
+      <w:r>
+        <w:rPr>
+          <w:b/>
+          <w:bCs/>
+        </w:rPr>
+        <w:t xml:space="preserve">Predict first:</w:t>
+      </w:r>
+      <w:r>
+        <w:t xml:space="preserve"> </w:t>
+      </w:r>
+      <w:r>
+        <w:t xml:space="preserve">commit now — which season warms faster, summer or winter? Write your guess before the two slopes print.</w:t>
       </w:r>
     </w:p>
     <w:p>
@@ -6010,8 +6503,8 @@
         </w:pict>
       </w:r>
     </w:p>
-    <w:bookmarkEnd w:id="24"/>
-    <w:bookmarkStart w:id="25" w:name="part-11-write-a-short-results-paragraph"/>
+    <w:bookmarkEnd w:id="31"/>
+    <w:bookmarkStart w:id="32" w:name="part-11-write-a-short-results-paragraph"/>
     <w:p>
       <w:pPr>
         <w:pStyle w:val="Heading1"/>
@@ -6042,78 +6535,6 @@
       </w:r>
       <w:r>
         <w:t xml:space="preserve">Write a short paragraph (4–6 sentences) summarizing what you found. Include:</w:t>
-      </w:r>
-    </w:p>
-    <w:p>
-      <w:pPr>
-        <w:pStyle w:val="Compact"/>
-        <w:numPr>
-          <w:ilvl w:val="0"/>
-          <w:numId w:val="1005"/>
-        </w:numPr>
-      </w:pPr>
-      <w:r>
-        <w:t xml:space="preserve">The overall annual warming rate (°C/decade) and whether it was significant</w:t>
-      </w:r>
-    </w:p>
-    <w:p>
-      <w:pPr>
-        <w:pStyle w:val="Compact"/>
-        <w:numPr>
-          <w:ilvl w:val="0"/>
-          <w:numId w:val="1005"/>
-        </w:numPr>
-      </w:pPr>
-      <w:r>
-        <w:t xml:space="preserve">The summer warming rate and the winter warming rate, compared</w:t>
-      </w:r>
-    </w:p>
-    <w:p>
-      <w:pPr>
-        <w:pStyle w:val="Compact"/>
-        <w:numPr>
-          <w:ilvl w:val="0"/>
-          <w:numId w:val="1005"/>
-        </w:numPr>
-      </w:pPr>
-      <w:r>
-        <w:t xml:space="preserve">One sentence connecting this to something you’ve personally noticed about Duluth winters (optional, but encouraged)</w:t>
-      </w:r>
-    </w:p>
-    <w:p>
-      <w:pPr>
-        <w:pStyle w:val="SourceCode"/>
-      </w:pPr>
-      <w:r>
-        <w:rPr>
-          <w:rStyle w:val="VerbatimChar"/>
-        </w:rPr>
-        <w:t xml:space="preserve">Write your results paragraph here:</w:t>
-      </w:r>
-    </w:p>
-    <w:p>
-      <w:r>
-        <w:pict>
-          <v:rect style="width:0;height:1.5pt" o:hralign="center" o:hrstd="t" o:hr="t"/>
-        </w:pict>
-      </w:r>
-    </w:p>
-    <w:bookmarkEnd w:id="25"/>
-    <w:bookmarkStart w:id="26" w:name="part-12-review-and-checkpoint"/>
-    <w:p>
-      <w:pPr>
-        <w:pStyle w:val="Heading1"/>
-      </w:pPr>
-      <w:r>
-        <w:t xml:space="preserve">Part 12 · Review and checkpoint</w:t>
-      </w:r>
-    </w:p>
-    <w:p>
-      <w:pPr>
-        <w:pStyle w:val="FirstParagraph"/>
-      </w:pPr>
-      <w:r>
-        <w:t xml:space="preserve">At this point you should be able to:</w:t>
       </w:r>
     </w:p>
     <w:p>
@@ -6125,16 +6546,67 @@
         </w:numPr>
       </w:pPr>
       <w:r>
-        <w:t xml:space="preserve">Download real station data into R with</w:t>
-      </w:r>
-      <w:r>
-        <w:t xml:space="preserve"> </w:t>
-      </w:r>
+        <w:t xml:space="preserve">The overall annual warming rate (°C/decade) and whether it was significant</w:t>
+      </w:r>
+    </w:p>
+    <w:p>
+      <w:pPr>
+        <w:pStyle w:val="Compact"/>
+        <w:numPr>
+          <w:ilvl w:val="0"/>
+          <w:numId w:val="1006"/>
+        </w:numPr>
+      </w:pPr>
+      <w:r>
+        <w:t xml:space="preserve">The summer warming rate and the winter warming rate, compared</w:t>
+      </w:r>
+    </w:p>
+    <w:p>
+      <w:pPr>
+        <w:pStyle w:val="Compact"/>
+        <w:numPr>
+          <w:ilvl w:val="0"/>
+          <w:numId w:val="1006"/>
+        </w:numPr>
+      </w:pPr>
+      <w:r>
+        <w:t xml:space="preserve">One sentence connecting this to something you’ve personally noticed about Duluth winters (optional, but encouraged)</w:t>
+      </w:r>
+    </w:p>
+    <w:p>
+      <w:pPr>
+        <w:pStyle w:val="SourceCode"/>
+      </w:pPr>
       <w:r>
         <w:rPr>
           <w:rStyle w:val="VerbatimChar"/>
         </w:rPr>
-        <w:t xml:space="preserve">get_GSOD()</w:t>
+        <w:t xml:space="preserve">Write your results paragraph here:</w:t>
+      </w:r>
+    </w:p>
+    <w:p>
+      <w:r>
+        <w:pict>
+          <v:rect style="width:0;height:1.5pt" o:hralign="center" o:hrstd="t" o:hr="t"/>
+        </w:pict>
+      </w:r>
+    </w:p>
+    <w:bookmarkEnd w:id="32"/>
+    <w:bookmarkStart w:id="33" w:name="part-12-review-and-checkpoint"/>
+    <w:p>
+      <w:pPr>
+        <w:pStyle w:val="Heading1"/>
+      </w:pPr>
+      <w:r>
+        <w:t xml:space="preserve">Part 12 · Review and checkpoint</w:t>
+      </w:r>
+    </w:p>
+    <w:p>
+      <w:pPr>
+        <w:pStyle w:val="FirstParagraph"/>
+      </w:pPr>
+      <w:r>
+        <w:t xml:space="preserve">At this point you should be able to:</w:t>
       </w:r>
     </w:p>
     <w:p>
@@ -6146,7 +6618,16 @@
         </w:numPr>
       </w:pPr>
       <w:r>
-        <w:t xml:space="preserve">Explain why raw daily data can hide long-term trends</w:t>
+        <w:t xml:space="preserve">Download real station data into R with</w:t>
+      </w:r>
+      <w:r>
+        <w:t xml:space="preserve"> </w:t>
+      </w:r>
+      <w:r>
+        <w:rPr>
+          <w:rStyle w:val="VerbatimChar"/>
+        </w:rPr>
+        <w:t xml:space="preserve">get_GSOD()</w:t>
       </w:r>
     </w:p>
     <w:p>
@@ -6158,22 +6639,7 @@
         </w:numPr>
       </w:pPr>
       <w:r>
-        <w:t xml:space="preserve">Use</w:t>
-      </w:r>
-      <w:r>
-        <w:t xml:space="preserve"> </w:t>
-      </w:r>
-      <w:r>
-        <w:rPr>
-          <w:rStyle w:val="VerbatimChar"/>
-        </w:rPr>
-        <w:t xml:space="preserve">group_by() %&gt;% summarize()</w:t>
-      </w:r>
-      <w:r>
-        <w:t xml:space="preserve"> </w:t>
-      </w:r>
-      <w:r>
-        <w:t xml:space="preserve">to collapse data to monthly or yearly means</w:t>
+        <w:t xml:space="preserve">Explain why raw daily data can hide long-term trends</w:t>
       </w:r>
     </w:p>
     <w:p>
@@ -6185,7 +6651,7 @@
         </w:numPr>
       </w:pPr>
       <w:r>
-        <w:t xml:space="preserve">Fit</w:t>
+        <w:t xml:space="preserve">Use</w:t>
       </w:r>
       <w:r>
         <w:t xml:space="preserve"> </w:t>
@@ -6194,13 +6660,13 @@
         <w:rPr>
           <w:rStyle w:val="VerbatimChar"/>
         </w:rPr>
-        <w:t xml:space="preserve">lm(Y ~ YEAR, data)</w:t>
-      </w:r>
-      <w:r>
-        <w:t xml:space="preserve"> </w:t>
-      </w:r>
-      <w:r>
-        <w:t xml:space="preserve">and extract the slope as a rate of change</w:t>
+        <w:t xml:space="preserve">group_by() %&gt;% summarize()</w:t>
+      </w:r>
+      <w:r>
+        <w:t xml:space="preserve"> </w:t>
+      </w:r>
+      <w:r>
+        <w:t xml:space="preserve">to collapse data to monthly or yearly means</w:t>
       </w:r>
     </w:p>
     <w:p>
@@ -6212,19 +6678,22 @@
         </w:numPr>
       </w:pPr>
       <w:r>
-        <w:t xml:space="preserve">Convert a yearly slope into a more interpretable</w:t>
-      </w:r>
-      <w:r>
-        <w:t xml:space="preserve"> </w:t>
-      </w:r>
-      <w:r>
-        <w:t xml:space="preserve">“per decade”</w:t>
-      </w:r>
-      <w:r>
-        <w:t xml:space="preserve"> </w:t>
-      </w:r>
-      <w:r>
-        <w:t xml:space="preserve">rate</w:t>
+        <w:t xml:space="preserve">Fit</w:t>
+      </w:r>
+      <w:r>
+        <w:t xml:space="preserve"> </w:t>
+      </w:r>
+      <w:r>
+        <w:rPr>
+          <w:rStyle w:val="VerbatimChar"/>
+        </w:rPr>
+        <w:t xml:space="preserve">lm(Y ~ YEAR, data)</w:t>
+      </w:r>
+      <w:r>
+        <w:t xml:space="preserve"> </w:t>
+      </w:r>
+      <w:r>
+        <w:t xml:space="preserve">and extract the slope as a rate of change</w:t>
       </w:r>
     </w:p>
     <w:p>
@@ -6236,22 +6705,19 @@
         </w:numPr>
       </w:pPr>
       <w:r>
-        <w:t xml:space="preserve">Use</w:t>
-      </w:r>
-      <w:r>
-        <w:t xml:space="preserve"> </w:t>
-      </w:r>
-      <w:r>
-        <w:rPr>
-          <w:rStyle w:val="VerbatimChar"/>
-        </w:rPr>
-        <w:t xml:space="preserve">case_when()</w:t>
-      </w:r>
-      <w:r>
-        <w:t xml:space="preserve"> </w:t>
-      </w:r>
-      <w:r>
-        <w:t xml:space="preserve">to build a new multi-condition categorical variable</w:t>
+        <w:t xml:space="preserve">Convert a yearly slope into a more interpretable</w:t>
+      </w:r>
+      <w:r>
+        <w:t xml:space="preserve"> </w:t>
+      </w:r>
+      <w:r>
+        <w:t xml:space="preserve">“per decade”</w:t>
+      </w:r>
+      <w:r>
+        <w:t xml:space="preserve"> </w:t>
+      </w:r>
+      <w:r>
+        <w:t xml:space="preserve">rate</w:t>
       </w:r>
     </w:p>
     <w:p>
@@ -6263,7 +6729,7 @@
         </w:numPr>
       </w:pPr>
       <w:r>
-        <w:t xml:space="preserve">Filter to specific categories with</w:t>
+        <w:t xml:space="preserve">Use</w:t>
       </w:r>
       <w:r>
         <w:t xml:space="preserve"> </w:t>
@@ -6272,7 +6738,13 @@
         <w:rPr>
           <w:rStyle w:val="VerbatimChar"/>
         </w:rPr>
-        <w:t xml:space="preserve">filter(x %in% c(...))</w:t>
+        <w:t xml:space="preserve">case_when()</w:t>
+      </w:r>
+      <w:r>
+        <w:t xml:space="preserve"> </w:t>
+      </w:r>
+      <w:r>
+        <w:t xml:space="preserve">to build a new multi-condition categorical variable</w:t>
       </w:r>
     </w:p>
     <w:p>
@@ -6284,1542 +6756,16 @@
         </w:numPr>
       </w:pPr>
       <w:r>
-        <w:t xml:space="preserve">Fit and compare two group-specific regression models</w:t>
-      </w:r>
-    </w:p>
-    <w:p>
-      <w:pPr>
-        <w:pStyle w:val="FirstParagraph"/>
-      </w:pPr>
-      <w:r>
-        <w:t xml:space="preserve">✏️</w:t>
-      </w:r>
-      <w:r>
-        <w:t xml:space="preserve"> </w:t>
-      </w:r>
-      <w:r>
-        <w:rPr>
-          <w:b/>
-          <w:bCs/>
-        </w:rPr>
-        <w:t xml:space="preserve">Your turn — before you move on:</w:t>
-      </w:r>
-      <w:r>
-        <w:t xml:space="preserve"> </w:t>
-      </w:r>
-      <w:r>
-        <w:t xml:space="preserve">Run your entire script with</w:t>
-      </w:r>
-      <w:r>
-        <w:t xml:space="preserve"> </w:t>
-      </w:r>
-      <w:r>
-        <w:rPr>
-          <w:b/>
-          <w:bCs/>
-        </w:rPr>
-        <w:t xml:space="preserve">Ctrl/Cmd + Shift + Enter</w:t>
-      </w:r>
-      <w:r>
-        <w:t xml:space="preserve">. Does it run from top to bottom without errors?</w:t>
-      </w:r>
-    </w:p>
-    <w:p>
-      <w:pPr>
-        <w:pStyle w:val="SourceCode"/>
-      </w:pPr>
+        <w:t xml:space="preserve">Filter to specific categories with</w:t>
+      </w:r>
+      <w:r>
+        <w:t xml:space="preserve"> </w:t>
+      </w:r>
       <w:r>
         <w:rPr>
           <w:rStyle w:val="VerbatimChar"/>
         </w:rPr>
-        <w:t xml:space="preserve">Ran cleanly?  Y / N</w:t>
-      </w:r>
-      <w:r>
-        <w:br/>
-      </w:r>
-      <w:r>
-        <w:rPr>
-          <w:rStyle w:val="VerbatimChar"/>
-        </w:rPr>
-        <w:t xml:space="preserve">If not, what error appeared:</w:t>
-      </w:r>
-    </w:p>
-    <w:p>
-      <w:r>
-        <w:pict>
-          <v:rect style="width:0;height:1.5pt" o:hralign="center" o:hrstd="t" o:hr="t"/>
-        </w:pict>
-      </w:r>
-    </w:p>
-    <w:bookmarkEnd w:id="26"/>
-    <w:bookmarkStart w:id="29" w:name="part-13-going-further"/>
-    <w:p>
-      <w:pPr>
-        <w:pStyle w:val="Heading1"/>
-      </w:pPr>
-      <w:r>
-        <w:t xml:space="preserve">Part 13 · Going further</w:t>
-      </w:r>
-    </w:p>
-    <w:p>
-      <w:pPr>
-        <w:pStyle w:val="BlockText"/>
-      </w:pPr>
-      <w:r>
-        <w:t xml:space="preserve">This section is optional — work through it if you finish early or want to push deeper.</w:t>
-      </w:r>
-    </w:p>
-    <w:bookmarkStart w:id="27" w:name="try-a-different-season-split"/>
-    <w:p>
-      <w:pPr>
-        <w:pStyle w:val="Heading3"/>
-      </w:pPr>
-      <w:r>
-        <w:t xml:space="preserve">Try a different season split</w:t>
-      </w:r>
-    </w:p>
-    <w:p>
-      <w:pPr>
-        <w:pStyle w:val="FirstParagraph"/>
-      </w:pPr>
-      <w:r>
-        <w:rPr>
-          <w:b/>
-          <w:bCs/>
-        </w:rPr>
-        <w:t xml:space="preserve">▶ Try this:</w:t>
-      </w:r>
-      <w:r>
-        <w:t xml:space="preserve"> </w:t>
-      </w:r>
-      <w:r>
-        <w:t xml:space="preserve">Instead of strict 3-month summer/winter, try defining seasons using meteorological vs. astronomical boundaries, or add a</w:t>
-      </w:r>
-      <w:r>
-        <w:t xml:space="preserve"> </w:t>
-      </w:r>
-      <w:r>
-        <w:t xml:space="preserve">“spring”</w:t>
-      </w:r>
-      <w:r>
-        <w:t xml:space="preserve"> </w:t>
-      </w:r>
-      <w:r>
-        <w:t xml:space="preserve">and</w:t>
-      </w:r>
-      <w:r>
-        <w:t xml:space="preserve"> </w:t>
-      </w:r>
-      <w:r>
-        <w:t xml:space="preserve">“fall”</w:t>
-      </w:r>
-      <w:r>
-        <w:t xml:space="preserve"> </w:t>
-      </w:r>
-      <w:r>
-        <w:t xml:space="preserve">category to the</w:t>
-      </w:r>
-      <w:r>
-        <w:t xml:space="preserve"> </w:t>
-      </w:r>
-      <w:r>
-        <w:rPr>
-          <w:rStyle w:val="VerbatimChar"/>
-        </w:rPr>
-        <w:t xml:space="preserve">case_when()</w:t>
-      </w:r>
-      <w:r>
-        <w:t xml:space="preserve">.</w:t>
-      </w:r>
-    </w:p>
-    <w:p>
-      <w:pPr>
-        <w:pStyle w:val="SourceCode"/>
-      </w:pPr>
-      <w:r>
-        <w:rPr>
-          <w:rStyle w:val="CommentTok"/>
-        </w:rPr>
-        <w:t xml:space="preserve"># Add all four seasons instead of just summer/winter -----------------</w:t>
-      </w:r>
-      <w:r>
-        <w:br/>
-      </w:r>
-      <w:r>
-        <w:rPr>
-          <w:rStyle w:val="NormalTok"/>
-        </w:rPr>
-        <w:t xml:space="preserve">dlh_four_season_df </w:t>
-      </w:r>
-      <w:r>
-        <w:rPr>
-          <w:rStyle w:val="OtherTok"/>
-        </w:rPr>
-        <w:t xml:space="preserve">&lt;-</w:t>
-      </w:r>
-      <w:r>
-        <w:rPr>
-          <w:rStyle w:val="NormalTok"/>
-        </w:rPr>
-        <w:t xml:space="preserve"> dlh_temp_df </w:t>
-      </w:r>
-      <w:r>
-        <w:rPr>
-          <w:rStyle w:val="SpecialCharTok"/>
-        </w:rPr>
-        <w:t xml:space="preserve">%&gt;%</w:t>
-      </w:r>
-      <w:r>
-        <w:br/>
-      </w:r>
-      <w:r>
-        <w:rPr>
-          <w:rStyle w:val="NormalTok"/>
-        </w:rPr>
-        <w:t xml:space="preserve">  </w:t>
-      </w:r>
-      <w:r>
-        <w:rPr>
-          <w:rStyle w:val="FunctionTok"/>
-        </w:rPr>
-        <w:t xml:space="preserve">mutate</w:t>
-      </w:r>
-      <w:r>
-        <w:rPr>
-          <w:rStyle w:val="NormalTok"/>
-        </w:rPr>
-        <w:t xml:space="preserve">(</w:t>
-      </w:r>
-      <w:r>
-        <w:br/>
-      </w:r>
-      <w:r>
-        <w:rPr>
-          <w:rStyle w:val="NormalTok"/>
-        </w:rPr>
-        <w:t xml:space="preserve">    </w:t>
-      </w:r>
-      <w:r>
-        <w:rPr>
-          <w:rStyle w:val="AttributeTok"/>
-        </w:rPr>
-        <w:t xml:space="preserve">season =</w:t>
-      </w:r>
-      <w:r>
-        <w:rPr>
-          <w:rStyle w:val="NormalTok"/>
-        </w:rPr>
-        <w:t xml:space="preserve"> </w:t>
-      </w:r>
-      <w:r>
-        <w:rPr>
-          <w:rStyle w:val="FunctionTok"/>
-        </w:rPr>
-        <w:t xml:space="preserve">case_when</w:t>
-      </w:r>
-      <w:r>
-        <w:rPr>
-          <w:rStyle w:val="NormalTok"/>
-        </w:rPr>
-        <w:t xml:space="preserve">(</w:t>
-      </w:r>
-      <w:r>
-        <w:br/>
-      </w:r>
-      <w:r>
-        <w:rPr>
-          <w:rStyle w:val="NormalTok"/>
-        </w:rPr>
-        <w:t xml:space="preserve">      MONTH </w:t>
-      </w:r>
-      <w:r>
-        <w:rPr>
-          <w:rStyle w:val="SpecialCharTok"/>
-        </w:rPr>
-        <w:t xml:space="preserve">%in%</w:t>
-      </w:r>
-      <w:r>
-        <w:rPr>
-          <w:rStyle w:val="NormalTok"/>
-        </w:rPr>
-        <w:t xml:space="preserve"> </w:t>
-      </w:r>
-      <w:r>
-        <w:rPr>
-          <w:rStyle w:val="FunctionTok"/>
-        </w:rPr>
-        <w:t xml:space="preserve">c</w:t>
-      </w:r>
-      <w:r>
-        <w:rPr>
-          <w:rStyle w:val="NormalTok"/>
-        </w:rPr>
-        <w:t xml:space="preserve">(</w:t>
-      </w:r>
-      <w:r>
-        <w:rPr>
-          <w:rStyle w:val="DecValTok"/>
-        </w:rPr>
-        <w:t xml:space="preserve">3</w:t>
-      </w:r>
-      <w:r>
-        <w:rPr>
-          <w:rStyle w:val="NormalTok"/>
-        </w:rPr>
-        <w:t xml:space="preserve">, </w:t>
-      </w:r>
-      <w:r>
-        <w:rPr>
-          <w:rStyle w:val="DecValTok"/>
-        </w:rPr>
-        <w:t xml:space="preserve">4</w:t>
-      </w:r>
-      <w:r>
-        <w:rPr>
-          <w:rStyle w:val="NormalTok"/>
-        </w:rPr>
-        <w:t xml:space="preserve">, </w:t>
-      </w:r>
-      <w:r>
-        <w:rPr>
-          <w:rStyle w:val="DecValTok"/>
-        </w:rPr>
-        <w:t xml:space="preserve">5</w:t>
-      </w:r>
-      <w:r>
-        <w:rPr>
-          <w:rStyle w:val="NormalTok"/>
-        </w:rPr>
-        <w:t xml:space="preserve">)   </w:t>
-      </w:r>
-      <w:r>
-        <w:rPr>
-          <w:rStyle w:val="SpecialCharTok"/>
-        </w:rPr>
-        <w:t xml:space="preserve">~</w:t>
-      </w:r>
-      <w:r>
-        <w:rPr>
-          <w:rStyle w:val="NormalTok"/>
-        </w:rPr>
-        <w:t xml:space="preserve"> </w:t>
-      </w:r>
-      <w:r>
-        <w:rPr>
-          <w:rStyle w:val="StringTok"/>
-        </w:rPr>
-        <w:t xml:space="preserve">"spring"</w:t>
-      </w:r>
-      <w:r>
-        <w:rPr>
-          <w:rStyle w:val="NormalTok"/>
-        </w:rPr>
-        <w:t xml:space="preserve">,</w:t>
-      </w:r>
-      <w:r>
-        <w:br/>
-      </w:r>
-      <w:r>
-        <w:rPr>
-          <w:rStyle w:val="NormalTok"/>
-        </w:rPr>
-        <w:t xml:space="preserve">      MONTH </w:t>
-      </w:r>
-      <w:r>
-        <w:rPr>
-          <w:rStyle w:val="SpecialCharTok"/>
-        </w:rPr>
-        <w:t xml:space="preserve">%in%</w:t>
-      </w:r>
-      <w:r>
-        <w:rPr>
-          <w:rStyle w:val="NormalTok"/>
-        </w:rPr>
-        <w:t xml:space="preserve"> </w:t>
-      </w:r>
-      <w:r>
-        <w:rPr>
-          <w:rStyle w:val="FunctionTok"/>
-        </w:rPr>
-        <w:t xml:space="preserve">c</w:t>
-      </w:r>
-      <w:r>
-        <w:rPr>
-          <w:rStyle w:val="NormalTok"/>
-        </w:rPr>
-        <w:t xml:space="preserve">(</w:t>
-      </w:r>
-      <w:r>
-        <w:rPr>
-          <w:rStyle w:val="DecValTok"/>
-        </w:rPr>
-        <w:t xml:space="preserve">6</w:t>
-      </w:r>
-      <w:r>
-        <w:rPr>
-          <w:rStyle w:val="NormalTok"/>
-        </w:rPr>
-        <w:t xml:space="preserve">, </w:t>
-      </w:r>
-      <w:r>
-        <w:rPr>
-          <w:rStyle w:val="DecValTok"/>
-        </w:rPr>
-        <w:t xml:space="preserve">7</w:t>
-      </w:r>
-      <w:r>
-        <w:rPr>
-          <w:rStyle w:val="NormalTok"/>
-        </w:rPr>
-        <w:t xml:space="preserve">, </w:t>
-      </w:r>
-      <w:r>
-        <w:rPr>
-          <w:rStyle w:val="DecValTok"/>
-        </w:rPr>
-        <w:t xml:space="preserve">8</w:t>
-      </w:r>
-      <w:r>
-        <w:rPr>
-          <w:rStyle w:val="NormalTok"/>
-        </w:rPr>
-        <w:t xml:space="preserve">)   </w:t>
-      </w:r>
-      <w:r>
-        <w:rPr>
-          <w:rStyle w:val="SpecialCharTok"/>
-        </w:rPr>
-        <w:t xml:space="preserve">~</w:t>
-      </w:r>
-      <w:r>
-        <w:rPr>
-          <w:rStyle w:val="NormalTok"/>
-        </w:rPr>
-        <w:t xml:space="preserve"> </w:t>
-      </w:r>
-      <w:r>
-        <w:rPr>
-          <w:rStyle w:val="StringTok"/>
-        </w:rPr>
-        <w:t xml:space="preserve">"summer"</w:t>
-      </w:r>
-      <w:r>
-        <w:rPr>
-          <w:rStyle w:val="NormalTok"/>
-        </w:rPr>
-        <w:t xml:space="preserve">,</w:t>
-      </w:r>
-      <w:r>
-        <w:br/>
-      </w:r>
-      <w:r>
-        <w:rPr>
-          <w:rStyle w:val="NormalTok"/>
-        </w:rPr>
-        <w:t xml:space="preserve">      MONTH </w:t>
-      </w:r>
-      <w:r>
-        <w:rPr>
-          <w:rStyle w:val="SpecialCharTok"/>
-        </w:rPr>
-        <w:t xml:space="preserve">%in%</w:t>
-      </w:r>
-      <w:r>
-        <w:rPr>
-          <w:rStyle w:val="NormalTok"/>
-        </w:rPr>
-        <w:t xml:space="preserve"> </w:t>
-      </w:r>
-      <w:r>
-        <w:rPr>
-          <w:rStyle w:val="FunctionTok"/>
-        </w:rPr>
-        <w:t xml:space="preserve">c</w:t>
-      </w:r>
-      <w:r>
-        <w:rPr>
-          <w:rStyle w:val="NormalTok"/>
-        </w:rPr>
-        <w:t xml:space="preserve">(</w:t>
-      </w:r>
-      <w:r>
-        <w:rPr>
-          <w:rStyle w:val="DecValTok"/>
-        </w:rPr>
-        <w:t xml:space="preserve">9</w:t>
-      </w:r>
-      <w:r>
-        <w:rPr>
-          <w:rStyle w:val="NormalTok"/>
-        </w:rPr>
-        <w:t xml:space="preserve">, </w:t>
-      </w:r>
-      <w:r>
-        <w:rPr>
-          <w:rStyle w:val="DecValTok"/>
-        </w:rPr>
-        <w:t xml:space="preserve">10</w:t>
-      </w:r>
-      <w:r>
-        <w:rPr>
-          <w:rStyle w:val="NormalTok"/>
-        </w:rPr>
-        <w:t xml:space="preserve">, </w:t>
-      </w:r>
-      <w:r>
-        <w:rPr>
-          <w:rStyle w:val="DecValTok"/>
-        </w:rPr>
-        <w:t xml:space="preserve">11</w:t>
-      </w:r>
-      <w:r>
-        <w:rPr>
-          <w:rStyle w:val="NormalTok"/>
-        </w:rPr>
-        <w:t xml:space="preserve">) </w:t>
-      </w:r>
-      <w:r>
-        <w:rPr>
-          <w:rStyle w:val="SpecialCharTok"/>
-        </w:rPr>
-        <w:t xml:space="preserve">~</w:t>
-      </w:r>
-      <w:r>
-        <w:rPr>
-          <w:rStyle w:val="NormalTok"/>
-        </w:rPr>
-        <w:t xml:space="preserve"> </w:t>
-      </w:r>
-      <w:r>
-        <w:rPr>
-          <w:rStyle w:val="StringTok"/>
-        </w:rPr>
-        <w:t xml:space="preserve">"fall"</w:t>
-      </w:r>
-      <w:r>
-        <w:rPr>
-          <w:rStyle w:val="NormalTok"/>
-        </w:rPr>
-        <w:t xml:space="preserve">,</w:t>
-      </w:r>
-      <w:r>
-        <w:br/>
-      </w:r>
-      <w:r>
-        <w:rPr>
-          <w:rStyle w:val="NormalTok"/>
-        </w:rPr>
-        <w:t xml:space="preserve">      MONTH </w:t>
-      </w:r>
-      <w:r>
-        <w:rPr>
-          <w:rStyle w:val="SpecialCharTok"/>
-        </w:rPr>
-        <w:t xml:space="preserve">%in%</w:t>
-      </w:r>
-      <w:r>
-        <w:rPr>
-          <w:rStyle w:val="NormalTok"/>
-        </w:rPr>
-        <w:t xml:space="preserve"> </w:t>
-      </w:r>
-      <w:r>
-        <w:rPr>
-          <w:rStyle w:val="FunctionTok"/>
-        </w:rPr>
-        <w:t xml:space="preserve">c</w:t>
-      </w:r>
-      <w:r>
-        <w:rPr>
-          <w:rStyle w:val="NormalTok"/>
-        </w:rPr>
-        <w:t xml:space="preserve">(</w:t>
-      </w:r>
-      <w:r>
-        <w:rPr>
-          <w:rStyle w:val="DecValTok"/>
-        </w:rPr>
-        <w:t xml:space="preserve">12</w:t>
-      </w:r>
-      <w:r>
-        <w:rPr>
-          <w:rStyle w:val="NormalTok"/>
-        </w:rPr>
-        <w:t xml:space="preserve">, </w:t>
-      </w:r>
-      <w:r>
-        <w:rPr>
-          <w:rStyle w:val="DecValTok"/>
-        </w:rPr>
-        <w:t xml:space="preserve">1</w:t>
-      </w:r>
-      <w:r>
-        <w:rPr>
-          <w:rStyle w:val="NormalTok"/>
-        </w:rPr>
-        <w:t xml:space="preserve">, </w:t>
-      </w:r>
-      <w:r>
-        <w:rPr>
-          <w:rStyle w:val="DecValTok"/>
-        </w:rPr>
-        <w:t xml:space="preserve">2</w:t>
-      </w:r>
-      <w:r>
-        <w:rPr>
-          <w:rStyle w:val="NormalTok"/>
-        </w:rPr>
-        <w:t xml:space="preserve">)  </w:t>
-      </w:r>
-      <w:r>
-        <w:rPr>
-          <w:rStyle w:val="SpecialCharTok"/>
-        </w:rPr>
-        <w:t xml:space="preserve">~</w:t>
-      </w:r>
-      <w:r>
-        <w:rPr>
-          <w:rStyle w:val="NormalTok"/>
-        </w:rPr>
-        <w:t xml:space="preserve"> </w:t>
-      </w:r>
-      <w:r>
-        <w:rPr>
-          <w:rStyle w:val="StringTok"/>
-        </w:rPr>
-        <w:t xml:space="preserve">"winter"</w:t>
-      </w:r>
-      <w:r>
-        <w:br/>
-      </w:r>
-      <w:r>
-        <w:rPr>
-          <w:rStyle w:val="NormalTok"/>
-        </w:rPr>
-        <w:t xml:space="preserve">    )</w:t>
-      </w:r>
-      <w:r>
-        <w:br/>
-      </w:r>
-      <w:r>
-        <w:rPr>
-          <w:rStyle w:val="NormalTok"/>
-        </w:rPr>
-        <w:t xml:space="preserve">  )</w:t>
-      </w:r>
-      <w:r>
-        <w:br/>
-      </w:r>
-      <w:r>
-        <w:br/>
-      </w:r>
-      <w:r>
-        <w:rPr>
-          <w:rStyle w:val="NormalTok"/>
-        </w:rPr>
-        <w:t xml:space="preserve">dlh_four_season_df </w:t>
-      </w:r>
-      <w:r>
-        <w:rPr>
-          <w:rStyle w:val="SpecialCharTok"/>
-        </w:rPr>
-        <w:t xml:space="preserve">%&gt;%</w:t>
-      </w:r>
-      <w:r>
-        <w:rPr>
-          <w:rStyle w:val="NormalTok"/>
-        </w:rPr>
-        <w:t xml:space="preserve"> </w:t>
-      </w:r>
-      <w:r>
-        <w:rPr>
-          <w:rStyle w:val="FunctionTok"/>
-        </w:rPr>
-        <w:t xml:space="preserve">count</w:t>
-      </w:r>
-      <w:r>
-        <w:rPr>
-          <w:rStyle w:val="NormalTok"/>
-        </w:rPr>
-        <w:t xml:space="preserve">(season)</w:t>
-      </w:r>
-    </w:p>
-    <w:p>
-      <w:pPr>
-        <w:pStyle w:val="FirstParagraph"/>
-      </w:pPr>
-      <w:r>
-        <w:t xml:space="preserve">✏️</w:t>
-      </w:r>
-      <w:r>
-        <w:t xml:space="preserve"> </w:t>
-      </w:r>
-      <w:r>
-        <w:rPr>
-          <w:b/>
-          <w:bCs/>
-        </w:rPr>
-        <w:t xml:space="preserve">Your turn:</w:t>
-      </w:r>
-      <w:r>
-        <w:t xml:space="preserve"> </w:t>
-      </w:r>
-      <w:r>
-        <w:t xml:space="preserve">Does adding spring and fall change your interpretation at all?</w:t>
-      </w:r>
-    </w:p>
-    <w:p>
-      <w:pPr>
-        <w:pStyle w:val="SourceCode"/>
-      </w:pPr>
-      <w:r>
-        <w:rPr>
-          <w:rStyle w:val="VerbatimChar"/>
-        </w:rPr>
-        <w:t xml:space="preserve">Your answer:</w:t>
-      </w:r>
-    </w:p>
-    <w:bookmarkEnd w:id="27"/>
-    <w:bookmarkStart w:id="28" w:name="look-at-snow-instead-of-temperature"/>
-    <w:p>
-      <w:pPr>
-        <w:pStyle w:val="Heading3"/>
-      </w:pPr>
-      <w:r>
-        <w:t xml:space="preserve">Look at snow instead of temperature</w:t>
-      </w:r>
-    </w:p>
-    <w:p>
-      <w:pPr>
-        <w:pStyle w:val="FirstParagraph"/>
-      </w:pPr>
-      <w:r>
-        <w:rPr>
-          <w:b/>
-          <w:bCs/>
-        </w:rPr>
-        <w:t xml:space="preserve">▶ Try this:</w:t>
-      </w:r>
-    </w:p>
-    <w:p>
-      <w:pPr>
-        <w:pStyle w:val="SourceCode"/>
-      </w:pPr>
-      <w:r>
-        <w:rPr>
-          <w:rStyle w:val="CommentTok"/>
-        </w:rPr>
-        <w:t xml:space="preserve"># Explore snow/ice flag data -------------------------------------------</w:t>
-      </w:r>
-      <w:r>
-        <w:br/>
-      </w:r>
-      <w:r>
-        <w:rPr>
-          <w:rStyle w:val="NormalTok"/>
-        </w:rPr>
-        <w:t xml:space="preserve">dlh_snow_df </w:t>
-      </w:r>
-      <w:r>
-        <w:rPr>
-          <w:rStyle w:val="OtherTok"/>
-        </w:rPr>
-        <w:t xml:space="preserve">&lt;-</w:t>
-      </w:r>
-      <w:r>
-        <w:rPr>
-          <w:rStyle w:val="NormalTok"/>
-        </w:rPr>
-        <w:t xml:space="preserve"> dlh_temp_df </w:t>
-      </w:r>
-      <w:r>
-        <w:rPr>
-          <w:rStyle w:val="SpecialCharTok"/>
-        </w:rPr>
-        <w:t xml:space="preserve">%&gt;%</w:t>
-      </w:r>
-      <w:r>
-        <w:br/>
-      </w:r>
-      <w:r>
-        <w:rPr>
-          <w:rStyle w:val="NormalTok"/>
-        </w:rPr>
-        <w:t xml:space="preserve">  </w:t>
-      </w:r>
-      <w:r>
-        <w:rPr>
-          <w:rStyle w:val="FunctionTok"/>
-        </w:rPr>
-        <w:t xml:space="preserve">mutate</w:t>
-      </w:r>
-      <w:r>
-        <w:rPr>
-          <w:rStyle w:val="NormalTok"/>
-        </w:rPr>
-        <w:t xml:space="preserve">(</w:t>
-      </w:r>
-      <w:r>
-        <w:br/>
-      </w:r>
-      <w:r>
-        <w:rPr>
-          <w:rStyle w:val="NormalTok"/>
-        </w:rPr>
-        <w:t xml:space="preserve">    </w:t>
-      </w:r>
-      <w:r>
-        <w:rPr>
-          <w:rStyle w:val="AttributeTok"/>
-        </w:rPr>
-        <w:t xml:space="preserve">snow_mm =</w:t>
-      </w:r>
-      <w:r>
-        <w:rPr>
-          <w:rStyle w:val="NormalTok"/>
-        </w:rPr>
-        <w:t xml:space="preserve"> </w:t>
-      </w:r>
-      <w:r>
-        <w:rPr>
-          <w:rStyle w:val="FunctionTok"/>
-        </w:rPr>
-        <w:t xml:space="preserve">case_when</w:t>
-      </w:r>
-      <w:r>
-        <w:rPr>
-          <w:rStyle w:val="NormalTok"/>
-        </w:rPr>
-        <w:t xml:space="preserve">(</w:t>
-      </w:r>
-      <w:r>
-        <w:br/>
-      </w:r>
-      <w:r>
-        <w:rPr>
-          <w:rStyle w:val="NormalTok"/>
-        </w:rPr>
-        <w:t xml:space="preserve">      I_SNOW_ICE </w:t>
-      </w:r>
-      <w:r>
-        <w:rPr>
-          <w:rStyle w:val="SpecialCharTok"/>
-        </w:rPr>
-        <w:t xml:space="preserve">==</w:t>
-      </w:r>
-      <w:r>
-        <w:rPr>
-          <w:rStyle w:val="NormalTok"/>
-        </w:rPr>
-        <w:t xml:space="preserve"> </w:t>
-      </w:r>
-      <w:r>
-        <w:rPr>
-          <w:rStyle w:val="DecValTok"/>
-        </w:rPr>
-        <w:t xml:space="preserve">1</w:t>
-      </w:r>
-      <w:r>
-        <w:rPr>
-          <w:rStyle w:val="NormalTok"/>
-        </w:rPr>
-        <w:t xml:space="preserve"> </w:t>
-      </w:r>
-      <w:r>
-        <w:rPr>
-          <w:rStyle w:val="SpecialCharTok"/>
-        </w:rPr>
-        <w:t xml:space="preserve">~</w:t>
-      </w:r>
-      <w:r>
-        <w:rPr>
-          <w:rStyle w:val="NormalTok"/>
-        </w:rPr>
-        <w:t xml:space="preserve"> PRCP,</w:t>
-      </w:r>
-      <w:r>
-        <w:br/>
-      </w:r>
-      <w:r>
-        <w:rPr>
-          <w:rStyle w:val="NormalTok"/>
-        </w:rPr>
-        <w:t xml:space="preserve">      </w:t>
-      </w:r>
-      <w:r>
-        <w:rPr>
-          <w:rStyle w:val="ConstantTok"/>
-        </w:rPr>
-        <w:t xml:space="preserve">TRUE</w:t>
-      </w:r>
-      <w:r>
-        <w:rPr>
-          <w:rStyle w:val="NormalTok"/>
-        </w:rPr>
-        <w:t xml:space="preserve">             </w:t>
-      </w:r>
-      <w:r>
-        <w:rPr>
-          <w:rStyle w:val="SpecialCharTok"/>
-        </w:rPr>
-        <w:t xml:space="preserve">~</w:t>
-      </w:r>
-      <w:r>
-        <w:rPr>
-          <w:rStyle w:val="NormalTok"/>
-        </w:rPr>
-        <w:t xml:space="preserve"> </w:t>
-      </w:r>
-      <w:r>
-        <w:rPr>
-          <w:rStyle w:val="ConstantTok"/>
-        </w:rPr>
-        <w:t xml:space="preserve">NA</w:t>
-      </w:r>
-      <w:r>
-        <w:br/>
-      </w:r>
-      <w:r>
-        <w:rPr>
-          <w:rStyle w:val="NormalTok"/>
-        </w:rPr>
-        <w:t xml:space="preserve">    )</w:t>
-      </w:r>
-      <w:r>
-        <w:br/>
-      </w:r>
-      <w:r>
-        <w:rPr>
-          <w:rStyle w:val="NormalTok"/>
-        </w:rPr>
-        <w:t xml:space="preserve">  ) </w:t>
-      </w:r>
-      <w:r>
-        <w:rPr>
-          <w:rStyle w:val="SpecialCharTok"/>
-        </w:rPr>
-        <w:t xml:space="preserve">%&gt;%</w:t>
-      </w:r>
-      <w:r>
-        <w:br/>
-      </w:r>
-      <w:r>
-        <w:rPr>
-          <w:rStyle w:val="NormalTok"/>
-        </w:rPr>
-        <w:t xml:space="preserve">  </w:t>
-      </w:r>
-      <w:r>
-        <w:rPr>
-          <w:rStyle w:val="FunctionTok"/>
-        </w:rPr>
-        <w:t xml:space="preserve">mutate</w:t>
-      </w:r>
-      <w:r>
-        <w:rPr>
-          <w:rStyle w:val="NormalTok"/>
-        </w:rPr>
-        <w:t xml:space="preserve">(</w:t>
-      </w:r>
-      <w:r>
-        <w:rPr>
-          <w:rStyle w:val="AttributeTok"/>
-        </w:rPr>
-        <w:t xml:space="preserve">snow_mm =</w:t>
-      </w:r>
-      <w:r>
-        <w:rPr>
-          <w:rStyle w:val="NormalTok"/>
-        </w:rPr>
-        <w:t xml:space="preserve"> </w:t>
-      </w:r>
-      <w:r>
-        <w:rPr>
-          <w:rStyle w:val="FunctionTok"/>
-        </w:rPr>
-        <w:t xml:space="preserve">ifelse</w:t>
-      </w:r>
-      <w:r>
-        <w:rPr>
-          <w:rStyle w:val="NormalTok"/>
-        </w:rPr>
-        <w:t xml:space="preserve">(snow_mm </w:t>
-      </w:r>
-      <w:r>
-        <w:rPr>
-          <w:rStyle w:val="SpecialCharTok"/>
-        </w:rPr>
-        <w:t xml:space="preserve">==</w:t>
-      </w:r>
-      <w:r>
-        <w:rPr>
-          <w:rStyle w:val="NormalTok"/>
-        </w:rPr>
-        <w:t xml:space="preserve"> </w:t>
-      </w:r>
-      <w:r>
-        <w:rPr>
-          <w:rStyle w:val="DecValTok"/>
-        </w:rPr>
-        <w:t xml:space="preserve">0</w:t>
-      </w:r>
-      <w:r>
-        <w:rPr>
-          <w:rStyle w:val="NormalTok"/>
-        </w:rPr>
-        <w:t xml:space="preserve">, </w:t>
-      </w:r>
-      <w:r>
-        <w:rPr>
-          <w:rStyle w:val="ConstantTok"/>
-        </w:rPr>
-        <w:t xml:space="preserve">NA</w:t>
-      </w:r>
-      <w:r>
-        <w:rPr>
-          <w:rStyle w:val="NormalTok"/>
-        </w:rPr>
-        <w:t xml:space="preserve">, snow_mm))</w:t>
-      </w:r>
-      <w:r>
-        <w:br/>
-      </w:r>
-      <w:r>
-        <w:br/>
-      </w:r>
-      <w:r>
-        <w:rPr>
-          <w:rStyle w:val="NormalTok"/>
-        </w:rPr>
-        <w:t xml:space="preserve">yearly_snow_df </w:t>
-      </w:r>
-      <w:r>
-        <w:rPr>
-          <w:rStyle w:val="OtherTok"/>
-        </w:rPr>
-        <w:t xml:space="preserve">&lt;-</w:t>
-      </w:r>
-      <w:r>
-        <w:rPr>
-          <w:rStyle w:val="NormalTok"/>
-        </w:rPr>
-        <w:t xml:space="preserve"> dlh_snow_df </w:t>
-      </w:r>
-      <w:r>
-        <w:rPr>
-          <w:rStyle w:val="SpecialCharTok"/>
-        </w:rPr>
-        <w:t xml:space="preserve">%&gt;%</w:t>
-      </w:r>
-      <w:r>
-        <w:br/>
-      </w:r>
-      <w:r>
-        <w:rPr>
-          <w:rStyle w:val="NormalTok"/>
-        </w:rPr>
-        <w:t xml:space="preserve">  </w:t>
-      </w:r>
-      <w:r>
-        <w:rPr>
-          <w:rStyle w:val="FunctionTok"/>
-        </w:rPr>
-        <w:t xml:space="preserve">group_by</w:t>
-      </w:r>
-      <w:r>
-        <w:rPr>
-          <w:rStyle w:val="NormalTok"/>
-        </w:rPr>
-        <w:t xml:space="preserve">(YEAR) </w:t>
-      </w:r>
-      <w:r>
-        <w:rPr>
-          <w:rStyle w:val="SpecialCharTok"/>
-        </w:rPr>
-        <w:t xml:space="preserve">%&gt;%</w:t>
-      </w:r>
-      <w:r>
-        <w:br/>
-      </w:r>
-      <w:r>
-        <w:rPr>
-          <w:rStyle w:val="NormalTok"/>
-        </w:rPr>
-        <w:t xml:space="preserve">  </w:t>
-      </w:r>
-      <w:r>
-        <w:rPr>
-          <w:rStyle w:val="FunctionTok"/>
-        </w:rPr>
-        <w:t xml:space="preserve">summarize</w:t>
-      </w:r>
-      <w:r>
-        <w:rPr>
-          <w:rStyle w:val="NormalTok"/>
-        </w:rPr>
-        <w:t xml:space="preserve">(</w:t>
-      </w:r>
-      <w:r>
-        <w:rPr>
-          <w:rStyle w:val="AttributeTok"/>
-        </w:rPr>
-        <w:t xml:space="preserve">sum_snow =</w:t>
-      </w:r>
-      <w:r>
-        <w:rPr>
-          <w:rStyle w:val="NormalTok"/>
-        </w:rPr>
-        <w:t xml:space="preserve"> </w:t>
-      </w:r>
-      <w:r>
-        <w:rPr>
-          <w:rStyle w:val="FunctionTok"/>
-        </w:rPr>
-        <w:t xml:space="preserve">sum</w:t>
-      </w:r>
-      <w:r>
-        <w:rPr>
-          <w:rStyle w:val="NormalTok"/>
-        </w:rPr>
-        <w:t xml:space="preserve">(snow_mm, </w:t>
-      </w:r>
-      <w:r>
-        <w:rPr>
-          <w:rStyle w:val="AttributeTok"/>
-        </w:rPr>
-        <w:t xml:space="preserve">na.rm =</w:t>
-      </w:r>
-      <w:r>
-        <w:rPr>
-          <w:rStyle w:val="NormalTok"/>
-        </w:rPr>
-        <w:t xml:space="preserve"> </w:t>
-      </w:r>
-      <w:r>
-        <w:rPr>
-          <w:rStyle w:val="ConstantTok"/>
-        </w:rPr>
-        <w:t xml:space="preserve">TRUE</w:t>
-      </w:r>
-      <w:r>
-        <w:rPr>
-          <w:rStyle w:val="NormalTok"/>
-        </w:rPr>
-        <w:t xml:space="preserve">))</w:t>
-      </w:r>
-      <w:r>
-        <w:br/>
-      </w:r>
-      <w:r>
-        <w:br/>
-      </w:r>
-      <w:r>
-        <w:rPr>
-          <w:rStyle w:val="NormalTok"/>
-        </w:rPr>
-        <w:t xml:space="preserve">yearly_snow_df </w:t>
-      </w:r>
-      <w:r>
-        <w:rPr>
-          <w:rStyle w:val="SpecialCharTok"/>
-        </w:rPr>
-        <w:t xml:space="preserve">%&gt;%</w:t>
-      </w:r>
-      <w:r>
-        <w:br/>
-      </w:r>
-      <w:r>
-        <w:rPr>
-          <w:rStyle w:val="NormalTok"/>
-        </w:rPr>
-        <w:t xml:space="preserve">  </w:t>
-      </w:r>
-      <w:r>
-        <w:rPr>
-          <w:rStyle w:val="FunctionTok"/>
-        </w:rPr>
-        <w:t xml:space="preserve">ggplot</w:t>
-      </w:r>
-      <w:r>
-        <w:rPr>
-          <w:rStyle w:val="NormalTok"/>
-        </w:rPr>
-        <w:t xml:space="preserve">(</w:t>
-      </w:r>
-      <w:r>
-        <w:rPr>
-          <w:rStyle w:val="FunctionTok"/>
-        </w:rPr>
-        <w:t xml:space="preserve">aes</w:t>
-      </w:r>
-      <w:r>
-        <w:rPr>
-          <w:rStyle w:val="NormalTok"/>
-        </w:rPr>
-        <w:t xml:space="preserve">(</w:t>
-      </w:r>
-      <w:r>
-        <w:rPr>
-          <w:rStyle w:val="AttributeTok"/>
-        </w:rPr>
-        <w:t xml:space="preserve">x =</w:t>
-      </w:r>
-      <w:r>
-        <w:rPr>
-          <w:rStyle w:val="NormalTok"/>
-        </w:rPr>
-        <w:t xml:space="preserve"> YEAR, </w:t>
-      </w:r>
-      <w:r>
-        <w:rPr>
-          <w:rStyle w:val="AttributeTok"/>
-        </w:rPr>
-        <w:t xml:space="preserve">y =</w:t>
-      </w:r>
-      <w:r>
-        <w:rPr>
-          <w:rStyle w:val="NormalTok"/>
-        </w:rPr>
-        <w:t xml:space="preserve"> sum_snow)) </w:t>
-      </w:r>
-      <w:r>
-        <w:rPr>
-          <w:rStyle w:val="SpecialCharTok"/>
-        </w:rPr>
-        <w:t xml:space="preserve">+</w:t>
-      </w:r>
-      <w:r>
-        <w:br/>
-      </w:r>
-      <w:r>
-        <w:rPr>
-          <w:rStyle w:val="NormalTok"/>
-        </w:rPr>
-        <w:t xml:space="preserve">  </w:t>
-      </w:r>
-      <w:r>
-        <w:rPr>
-          <w:rStyle w:val="FunctionTok"/>
-        </w:rPr>
-        <w:t xml:space="preserve">geom_point</w:t>
-      </w:r>
-      <w:r>
-        <w:rPr>
-          <w:rStyle w:val="NormalTok"/>
-        </w:rPr>
-        <w:t xml:space="preserve">() </w:t>
-      </w:r>
-      <w:r>
-        <w:rPr>
-          <w:rStyle w:val="SpecialCharTok"/>
-        </w:rPr>
-        <w:t xml:space="preserve">+</w:t>
-      </w:r>
-      <w:r>
-        <w:br/>
-      </w:r>
-      <w:r>
-        <w:rPr>
-          <w:rStyle w:val="NormalTok"/>
-        </w:rPr>
-        <w:t xml:space="preserve">  </w:t>
-      </w:r>
-      <w:r>
-        <w:rPr>
-          <w:rStyle w:val="FunctionTok"/>
-        </w:rPr>
-        <w:t xml:space="preserve">geom_line</w:t>
-      </w:r>
-      <w:r>
-        <w:rPr>
-          <w:rStyle w:val="NormalTok"/>
-        </w:rPr>
-        <w:t xml:space="preserve">() </w:t>
-      </w:r>
-      <w:r>
-        <w:rPr>
-          <w:rStyle w:val="SpecialCharTok"/>
-        </w:rPr>
-        <w:t xml:space="preserve">+</w:t>
-      </w:r>
-      <w:r>
-        <w:br/>
-      </w:r>
-      <w:r>
-        <w:rPr>
-          <w:rStyle w:val="NormalTok"/>
-        </w:rPr>
-        <w:t xml:space="preserve">  </w:t>
-      </w:r>
-      <w:r>
-        <w:rPr>
-          <w:rStyle w:val="FunctionTok"/>
-        </w:rPr>
-        <w:t xml:space="preserve">geom_smooth</w:t>
-      </w:r>
-      <w:r>
-        <w:rPr>
-          <w:rStyle w:val="NormalTok"/>
-        </w:rPr>
-        <w:t xml:space="preserve">(</w:t>
-      </w:r>
-      <w:r>
-        <w:rPr>
-          <w:rStyle w:val="AttributeTok"/>
-        </w:rPr>
-        <w:t xml:space="preserve">method =</w:t>
-      </w:r>
-      <w:r>
-        <w:rPr>
-          <w:rStyle w:val="NormalTok"/>
-        </w:rPr>
-        <w:t xml:space="preserve"> </w:t>
-      </w:r>
-      <w:r>
-        <w:rPr>
-          <w:rStyle w:val="StringTok"/>
-        </w:rPr>
-        <w:t xml:space="preserve">"lm"</w:t>
-      </w:r>
-      <w:r>
-        <w:rPr>
-          <w:rStyle w:val="NormalTok"/>
-        </w:rPr>
-        <w:t xml:space="preserve">) </w:t>
-      </w:r>
-      <w:r>
-        <w:rPr>
-          <w:rStyle w:val="SpecialCharTok"/>
-        </w:rPr>
-        <w:t xml:space="preserve">+</w:t>
-      </w:r>
-      <w:r>
-        <w:br/>
-      </w:r>
-      <w:r>
-        <w:rPr>
-          <w:rStyle w:val="NormalTok"/>
-        </w:rPr>
-        <w:t xml:space="preserve">  </w:t>
-      </w:r>
-      <w:r>
-        <w:rPr>
-          <w:rStyle w:val="FunctionTok"/>
-        </w:rPr>
-        <w:t xml:space="preserve">labs</w:t>
-      </w:r>
-      <w:r>
-        <w:rPr>
-          <w:rStyle w:val="NormalTok"/>
-        </w:rPr>
-        <w:t xml:space="preserve">(</w:t>
-      </w:r>
-      <w:r>
-        <w:rPr>
-          <w:rStyle w:val="AttributeTok"/>
-        </w:rPr>
-        <w:t xml:space="preserve">x =</w:t>
-      </w:r>
-      <w:r>
-        <w:rPr>
-          <w:rStyle w:val="NormalTok"/>
-        </w:rPr>
-        <w:t xml:space="preserve"> </w:t>
-      </w:r>
-      <w:r>
-        <w:rPr>
-          <w:rStyle w:val="StringTok"/>
-        </w:rPr>
-        <w:t xml:space="preserve">"Year"</w:t>
-      </w:r>
-      <w:r>
-        <w:rPr>
-          <w:rStyle w:val="NormalTok"/>
-        </w:rPr>
-        <w:t xml:space="preserve">, </w:t>
-      </w:r>
-      <w:r>
-        <w:rPr>
-          <w:rStyle w:val="AttributeTok"/>
-        </w:rPr>
-        <w:t xml:space="preserve">y =</w:t>
-      </w:r>
-      <w:r>
-        <w:rPr>
-          <w:rStyle w:val="NormalTok"/>
-        </w:rPr>
-        <w:t xml:space="preserve"> </w:t>
-      </w:r>
-      <w:r>
-        <w:rPr>
-          <w:rStyle w:val="StringTok"/>
-        </w:rPr>
-        <w:t xml:space="preserve">"Total Yearly Snow (mm)"</w:t>
-      </w:r>
-      <w:r>
-        <w:rPr>
-          <w:rStyle w:val="NormalTok"/>
-        </w:rPr>
-        <w:t xml:space="preserve">) </w:t>
-      </w:r>
-      <w:r>
-        <w:rPr>
-          <w:rStyle w:val="SpecialCharTok"/>
-        </w:rPr>
-        <w:t xml:space="preserve">+</w:t>
-      </w:r>
-      <w:r>
-        <w:br/>
-      </w:r>
-      <w:r>
-        <w:rPr>
-          <w:rStyle w:val="NormalTok"/>
-        </w:rPr>
-        <w:t xml:space="preserve">  </w:t>
-      </w:r>
-      <w:r>
-        <w:rPr>
-          <w:rStyle w:val="FunctionTok"/>
-        </w:rPr>
-        <w:t xml:space="preserve">theme_minimal</w:t>
-      </w:r>
-      <w:r>
-        <w:rPr>
-          <w:rStyle w:val="NormalTok"/>
-        </w:rPr>
-        <w:t xml:space="preserve">()</w:t>
-      </w:r>
-    </w:p>
-    <w:p>
-      <w:pPr>
-        <w:pStyle w:val="FirstParagraph"/>
-      </w:pPr>
-      <w:r>
-        <w:t xml:space="preserve">✏️</w:t>
-      </w:r>
-      <w:r>
-        <w:t xml:space="preserve"> </w:t>
-      </w:r>
-      <w:r>
-        <w:rPr>
-          <w:b/>
-          <w:bCs/>
-        </w:rPr>
-        <w:t xml:space="preserve">Your turn:</w:t>
-      </w:r>
-      <w:r>
-        <w:t xml:space="preserve"> </w:t>
-      </w:r>
-      <w:r>
-        <w:t xml:space="preserve">Has total yearly snowfall changed over time the same way temperature has? Why might these two trends differ?</w:t>
-      </w:r>
-    </w:p>
-    <w:p>
-      <w:pPr>
-        <w:pStyle w:val="SourceCode"/>
-      </w:pPr>
-      <w:r>
-        <w:rPr>
-          <w:rStyle w:val="VerbatimChar"/>
-        </w:rPr>
-        <w:t xml:space="preserve">Your answer:</w:t>
-      </w:r>
-    </w:p>
-    <w:p>
-      <w:r>
-        <w:pict>
-          <v:rect style="width:0;height:1.5pt" o:hralign="center" o:hrstd="t" o:hr="t"/>
-        </w:pict>
-      </w:r>
-    </w:p>
-    <w:bookmarkEnd w:id="28"/>
-    <w:bookmarkEnd w:id="29"/>
-    <w:bookmarkStart w:id="30" w:name="X830e6a044a2386a1afccbb783a0eef91d101e86"/>
-    <w:p>
-      <w:pPr>
-        <w:pStyle w:val="Heading1"/>
-      </w:pPr>
-      <w:r>
-        <w:t xml:space="preserve">What your</w:t>
-      </w:r>
-      <w:r>
-        <w:t xml:space="preserve"> </w:t>
-      </w:r>
-      <w:r>
-        <w:rPr>
-          <w:rStyle w:val="VerbatimChar"/>
-        </w:rPr>
-        <w:t xml:space="preserve">figures/</w:t>
-      </w:r>
-      <w:r>
-        <w:t xml:space="preserve"> </w:t>
-      </w:r>
-      <w:r>
-        <w:t xml:space="preserve">folder should contain after this worksheet</w:t>
-      </w:r>
-    </w:p>
-    <w:p>
-      <w:pPr>
-        <w:pStyle w:val="SourceCode"/>
-      </w:pPr>
-      <w:r>
-        <w:rPr>
-          <w:rStyle w:val="VerbatimChar"/>
-        </w:rPr>
-        <w:t xml:space="preserve">figures/</w:t>
-      </w:r>
-      <w:r>
-        <w:br/>
-      </w:r>
-      <w:r>
-        <w:rPr>
-          <w:rStyle w:val="VerbatimChar"/>
-        </w:rPr>
-        <w:t xml:space="preserve">├── raw_temp_plot.png        ← from Part 3</w:t>
-      </w:r>
-      <w:r>
-        <w:br/>
-      </w:r>
-      <w:r>
-        <w:rPr>
-          <w:rStyle w:val="VerbatimChar"/>
-        </w:rPr>
-        <w:t xml:space="preserve">├── month_temp_plot.png      ← from Part 4</w:t>
-      </w:r>
-      <w:r>
-        <w:br/>
-      </w:r>
-      <w:r>
-        <w:rPr>
-          <w:rStyle w:val="VerbatimChar"/>
-        </w:rPr>
-        <w:t xml:space="preserve">├── yearly_temp_plot.png     ← from Part 5</w:t>
-      </w:r>
-      <w:r>
-        <w:br/>
-      </w:r>
-      <w:r>
-        <w:rPr>
-          <w:rStyle w:val="VerbatimChar"/>
-        </w:rPr>
-        <w:t xml:space="preserve">├── season_temp_plot.png     ← from Part 9</w:t>
-      </w:r>
-    </w:p>
-    <w:p>
-      <w:r>
-        <w:pict>
-          <v:rect style="width:0;height:1.5pt" o:hralign="center" o:hrstd="t" o:hr="t"/>
-        </w:pict>
-      </w:r>
-    </w:p>
-    <w:bookmarkEnd w:id="30"/>
-    <w:bookmarkStart w:id="32" w:name="getting-unstuck"/>
-    <w:p>
-      <w:pPr>
-        <w:pStyle w:val="Heading1"/>
-      </w:pPr>
-      <w:r>
-        <w:t xml:space="preserve">Getting unstuck</w:t>
+        <w:t xml:space="preserve">filter(x %in% c(...))</w:t>
       </w:r>
     </w:p>
     <w:p>
@@ -7831,6 +6777,1553 @@
         </w:numPr>
       </w:pPr>
       <w:r>
+        <w:t xml:space="preserve">Fit and compare two group-specific regression models</w:t>
+      </w:r>
+    </w:p>
+    <w:p>
+      <w:pPr>
+        <w:pStyle w:val="FirstParagraph"/>
+      </w:pPr>
+      <w:r>
+        <w:t xml:space="preserve">✏️</w:t>
+      </w:r>
+      <w:r>
+        <w:t xml:space="preserve"> </w:t>
+      </w:r>
+      <w:r>
+        <w:rPr>
+          <w:b/>
+          <w:bCs/>
+        </w:rPr>
+        <w:t xml:space="preserve">Your turn — before you move on:</w:t>
+      </w:r>
+      <w:r>
+        <w:t xml:space="preserve"> </w:t>
+      </w:r>
+      <w:r>
+        <w:t xml:space="preserve">Run your entire script with</w:t>
+      </w:r>
+      <w:r>
+        <w:t xml:space="preserve"> </w:t>
+      </w:r>
+      <w:r>
+        <w:rPr>
+          <w:b/>
+          <w:bCs/>
+        </w:rPr>
+        <w:t xml:space="preserve">Ctrl/Cmd + Shift + Enter</w:t>
+      </w:r>
+      <w:r>
+        <w:t xml:space="preserve">. Does it run from top to bottom without errors?</w:t>
+      </w:r>
+    </w:p>
+    <w:p>
+      <w:pPr>
+        <w:pStyle w:val="SourceCode"/>
+      </w:pPr>
+      <w:r>
+        <w:rPr>
+          <w:rStyle w:val="VerbatimChar"/>
+        </w:rPr>
+        <w:t xml:space="preserve">Ran cleanly?  Y / N</w:t>
+      </w:r>
+      <w:r>
+        <w:br/>
+      </w:r>
+      <w:r>
+        <w:rPr>
+          <w:rStyle w:val="VerbatimChar"/>
+        </w:rPr>
+        <w:t xml:space="preserve">If not, what error appeared:</w:t>
+      </w:r>
+    </w:p>
+    <w:p>
+      <w:r>
+        <w:pict>
+          <v:rect style="width:0;height:1.5pt" o:hralign="center" o:hrstd="t" o:hr="t"/>
+        </w:pict>
+      </w:r>
+    </w:p>
+    <w:bookmarkEnd w:id="33"/>
+    <w:bookmarkStart w:id="36" w:name="part-13-going-further"/>
+    <w:p>
+      <w:pPr>
+        <w:pStyle w:val="Heading1"/>
+      </w:pPr>
+      <w:r>
+        <w:t xml:space="preserve">Part 13 · Going further</w:t>
+      </w:r>
+    </w:p>
+    <w:p>
+      <w:pPr>
+        <w:pStyle w:val="BlockText"/>
+      </w:pPr>
+      <w:r>
+        <w:t xml:space="preserve">This section is optional — work through it if you finish early or want to push deeper.</w:t>
+      </w:r>
+    </w:p>
+    <w:bookmarkStart w:id="34" w:name="try-a-different-season-split"/>
+    <w:p>
+      <w:pPr>
+        <w:pStyle w:val="Heading3"/>
+      </w:pPr>
+      <w:r>
+        <w:t xml:space="preserve">Try a different season split</w:t>
+      </w:r>
+    </w:p>
+    <w:p>
+      <w:pPr>
+        <w:pStyle w:val="FirstParagraph"/>
+      </w:pPr>
+      <w:r>
+        <w:rPr>
+          <w:b/>
+          <w:bCs/>
+        </w:rPr>
+        <w:t xml:space="preserve">▶ Try this:</w:t>
+      </w:r>
+      <w:r>
+        <w:t xml:space="preserve"> </w:t>
+      </w:r>
+      <w:r>
+        <w:t xml:space="preserve">Instead of strict 3-month summer/winter, try defining seasons using meteorological vs. astronomical boundaries, or add a</w:t>
+      </w:r>
+      <w:r>
+        <w:t xml:space="preserve"> </w:t>
+      </w:r>
+      <w:r>
+        <w:t xml:space="preserve">“spring”</w:t>
+      </w:r>
+      <w:r>
+        <w:t xml:space="preserve"> </w:t>
+      </w:r>
+      <w:r>
+        <w:t xml:space="preserve">and</w:t>
+      </w:r>
+      <w:r>
+        <w:t xml:space="preserve"> </w:t>
+      </w:r>
+      <w:r>
+        <w:t xml:space="preserve">“fall”</w:t>
+      </w:r>
+      <w:r>
+        <w:t xml:space="preserve"> </w:t>
+      </w:r>
+      <w:r>
+        <w:t xml:space="preserve">category to the</w:t>
+      </w:r>
+      <w:r>
+        <w:t xml:space="preserve"> </w:t>
+      </w:r>
+      <w:r>
+        <w:rPr>
+          <w:rStyle w:val="VerbatimChar"/>
+        </w:rPr>
+        <w:t xml:space="preserve">case_when()</w:t>
+      </w:r>
+      <w:r>
+        <w:t xml:space="preserve">.</w:t>
+      </w:r>
+    </w:p>
+    <w:p>
+      <w:pPr>
+        <w:pStyle w:val="SourceCode"/>
+      </w:pPr>
+      <w:r>
+        <w:rPr>
+          <w:rStyle w:val="CommentTok"/>
+        </w:rPr>
+        <w:t xml:space="preserve"># Add all four seasons instead of just summer/winter -----------------</w:t>
+      </w:r>
+      <w:r>
+        <w:br/>
+      </w:r>
+      <w:r>
+        <w:rPr>
+          <w:rStyle w:val="NormalTok"/>
+        </w:rPr>
+        <w:t xml:space="preserve">dlh_four_season_df </w:t>
+      </w:r>
+      <w:r>
+        <w:rPr>
+          <w:rStyle w:val="OtherTok"/>
+        </w:rPr>
+        <w:t xml:space="preserve">&lt;-</w:t>
+      </w:r>
+      <w:r>
+        <w:rPr>
+          <w:rStyle w:val="NormalTok"/>
+        </w:rPr>
+        <w:t xml:space="preserve"> dlh_temp_df </w:t>
+      </w:r>
+      <w:r>
+        <w:rPr>
+          <w:rStyle w:val="SpecialCharTok"/>
+        </w:rPr>
+        <w:t xml:space="preserve">%&gt;%</w:t>
+      </w:r>
+      <w:r>
+        <w:br/>
+      </w:r>
+      <w:r>
+        <w:rPr>
+          <w:rStyle w:val="NormalTok"/>
+        </w:rPr>
+        <w:t xml:space="preserve">  </w:t>
+      </w:r>
+      <w:r>
+        <w:rPr>
+          <w:rStyle w:val="FunctionTok"/>
+        </w:rPr>
+        <w:t xml:space="preserve">mutate</w:t>
+      </w:r>
+      <w:r>
+        <w:rPr>
+          <w:rStyle w:val="NormalTok"/>
+        </w:rPr>
+        <w:t xml:space="preserve">(</w:t>
+      </w:r>
+      <w:r>
+        <w:br/>
+      </w:r>
+      <w:r>
+        <w:rPr>
+          <w:rStyle w:val="NormalTok"/>
+        </w:rPr>
+        <w:t xml:space="preserve">    </w:t>
+      </w:r>
+      <w:r>
+        <w:rPr>
+          <w:rStyle w:val="AttributeTok"/>
+        </w:rPr>
+        <w:t xml:space="preserve">season =</w:t>
+      </w:r>
+      <w:r>
+        <w:rPr>
+          <w:rStyle w:val="NormalTok"/>
+        </w:rPr>
+        <w:t xml:space="preserve"> </w:t>
+      </w:r>
+      <w:r>
+        <w:rPr>
+          <w:rStyle w:val="FunctionTok"/>
+        </w:rPr>
+        <w:t xml:space="preserve">case_when</w:t>
+      </w:r>
+      <w:r>
+        <w:rPr>
+          <w:rStyle w:val="NormalTok"/>
+        </w:rPr>
+        <w:t xml:space="preserve">(</w:t>
+      </w:r>
+      <w:r>
+        <w:br/>
+      </w:r>
+      <w:r>
+        <w:rPr>
+          <w:rStyle w:val="NormalTok"/>
+        </w:rPr>
+        <w:t xml:space="preserve">      MONTH </w:t>
+      </w:r>
+      <w:r>
+        <w:rPr>
+          <w:rStyle w:val="SpecialCharTok"/>
+        </w:rPr>
+        <w:t xml:space="preserve">%in%</w:t>
+      </w:r>
+      <w:r>
+        <w:rPr>
+          <w:rStyle w:val="NormalTok"/>
+        </w:rPr>
+        <w:t xml:space="preserve"> </w:t>
+      </w:r>
+      <w:r>
+        <w:rPr>
+          <w:rStyle w:val="FunctionTok"/>
+        </w:rPr>
+        <w:t xml:space="preserve">c</w:t>
+      </w:r>
+      <w:r>
+        <w:rPr>
+          <w:rStyle w:val="NormalTok"/>
+        </w:rPr>
+        <w:t xml:space="preserve">(</w:t>
+      </w:r>
+      <w:r>
+        <w:rPr>
+          <w:rStyle w:val="DecValTok"/>
+        </w:rPr>
+        <w:t xml:space="preserve">3</w:t>
+      </w:r>
+      <w:r>
+        <w:rPr>
+          <w:rStyle w:val="NormalTok"/>
+        </w:rPr>
+        <w:t xml:space="preserve">, </w:t>
+      </w:r>
+      <w:r>
+        <w:rPr>
+          <w:rStyle w:val="DecValTok"/>
+        </w:rPr>
+        <w:t xml:space="preserve">4</w:t>
+      </w:r>
+      <w:r>
+        <w:rPr>
+          <w:rStyle w:val="NormalTok"/>
+        </w:rPr>
+        <w:t xml:space="preserve">, </w:t>
+      </w:r>
+      <w:r>
+        <w:rPr>
+          <w:rStyle w:val="DecValTok"/>
+        </w:rPr>
+        <w:t xml:space="preserve">5</w:t>
+      </w:r>
+      <w:r>
+        <w:rPr>
+          <w:rStyle w:val="NormalTok"/>
+        </w:rPr>
+        <w:t xml:space="preserve">)   </w:t>
+      </w:r>
+      <w:r>
+        <w:rPr>
+          <w:rStyle w:val="SpecialCharTok"/>
+        </w:rPr>
+        <w:t xml:space="preserve">~</w:t>
+      </w:r>
+      <w:r>
+        <w:rPr>
+          <w:rStyle w:val="NormalTok"/>
+        </w:rPr>
+        <w:t xml:space="preserve"> </w:t>
+      </w:r>
+      <w:r>
+        <w:rPr>
+          <w:rStyle w:val="StringTok"/>
+        </w:rPr>
+        <w:t xml:space="preserve">"spring"</w:t>
+      </w:r>
+      <w:r>
+        <w:rPr>
+          <w:rStyle w:val="NormalTok"/>
+        </w:rPr>
+        <w:t xml:space="preserve">,</w:t>
+      </w:r>
+      <w:r>
+        <w:br/>
+      </w:r>
+      <w:r>
+        <w:rPr>
+          <w:rStyle w:val="NormalTok"/>
+        </w:rPr>
+        <w:t xml:space="preserve">      MONTH </w:t>
+      </w:r>
+      <w:r>
+        <w:rPr>
+          <w:rStyle w:val="SpecialCharTok"/>
+        </w:rPr>
+        <w:t xml:space="preserve">%in%</w:t>
+      </w:r>
+      <w:r>
+        <w:rPr>
+          <w:rStyle w:val="NormalTok"/>
+        </w:rPr>
+        <w:t xml:space="preserve"> </w:t>
+      </w:r>
+      <w:r>
+        <w:rPr>
+          <w:rStyle w:val="FunctionTok"/>
+        </w:rPr>
+        <w:t xml:space="preserve">c</w:t>
+      </w:r>
+      <w:r>
+        <w:rPr>
+          <w:rStyle w:val="NormalTok"/>
+        </w:rPr>
+        <w:t xml:space="preserve">(</w:t>
+      </w:r>
+      <w:r>
+        <w:rPr>
+          <w:rStyle w:val="DecValTok"/>
+        </w:rPr>
+        <w:t xml:space="preserve">6</w:t>
+      </w:r>
+      <w:r>
+        <w:rPr>
+          <w:rStyle w:val="NormalTok"/>
+        </w:rPr>
+        <w:t xml:space="preserve">, </w:t>
+      </w:r>
+      <w:r>
+        <w:rPr>
+          <w:rStyle w:val="DecValTok"/>
+        </w:rPr>
+        <w:t xml:space="preserve">7</w:t>
+      </w:r>
+      <w:r>
+        <w:rPr>
+          <w:rStyle w:val="NormalTok"/>
+        </w:rPr>
+        <w:t xml:space="preserve">, </w:t>
+      </w:r>
+      <w:r>
+        <w:rPr>
+          <w:rStyle w:val="DecValTok"/>
+        </w:rPr>
+        <w:t xml:space="preserve">8</w:t>
+      </w:r>
+      <w:r>
+        <w:rPr>
+          <w:rStyle w:val="NormalTok"/>
+        </w:rPr>
+        <w:t xml:space="preserve">)   </w:t>
+      </w:r>
+      <w:r>
+        <w:rPr>
+          <w:rStyle w:val="SpecialCharTok"/>
+        </w:rPr>
+        <w:t xml:space="preserve">~</w:t>
+      </w:r>
+      <w:r>
+        <w:rPr>
+          <w:rStyle w:val="NormalTok"/>
+        </w:rPr>
+        <w:t xml:space="preserve"> </w:t>
+      </w:r>
+      <w:r>
+        <w:rPr>
+          <w:rStyle w:val="StringTok"/>
+        </w:rPr>
+        <w:t xml:space="preserve">"summer"</w:t>
+      </w:r>
+      <w:r>
+        <w:rPr>
+          <w:rStyle w:val="NormalTok"/>
+        </w:rPr>
+        <w:t xml:space="preserve">,</w:t>
+      </w:r>
+      <w:r>
+        <w:br/>
+      </w:r>
+      <w:r>
+        <w:rPr>
+          <w:rStyle w:val="NormalTok"/>
+        </w:rPr>
+        <w:t xml:space="preserve">      MONTH </w:t>
+      </w:r>
+      <w:r>
+        <w:rPr>
+          <w:rStyle w:val="SpecialCharTok"/>
+        </w:rPr>
+        <w:t xml:space="preserve">%in%</w:t>
+      </w:r>
+      <w:r>
+        <w:rPr>
+          <w:rStyle w:val="NormalTok"/>
+        </w:rPr>
+        <w:t xml:space="preserve"> </w:t>
+      </w:r>
+      <w:r>
+        <w:rPr>
+          <w:rStyle w:val="FunctionTok"/>
+        </w:rPr>
+        <w:t xml:space="preserve">c</w:t>
+      </w:r>
+      <w:r>
+        <w:rPr>
+          <w:rStyle w:val="NormalTok"/>
+        </w:rPr>
+        <w:t xml:space="preserve">(</w:t>
+      </w:r>
+      <w:r>
+        <w:rPr>
+          <w:rStyle w:val="DecValTok"/>
+        </w:rPr>
+        <w:t xml:space="preserve">9</w:t>
+      </w:r>
+      <w:r>
+        <w:rPr>
+          <w:rStyle w:val="NormalTok"/>
+        </w:rPr>
+        <w:t xml:space="preserve">, </w:t>
+      </w:r>
+      <w:r>
+        <w:rPr>
+          <w:rStyle w:val="DecValTok"/>
+        </w:rPr>
+        <w:t xml:space="preserve">10</w:t>
+      </w:r>
+      <w:r>
+        <w:rPr>
+          <w:rStyle w:val="NormalTok"/>
+        </w:rPr>
+        <w:t xml:space="preserve">, </w:t>
+      </w:r>
+      <w:r>
+        <w:rPr>
+          <w:rStyle w:val="DecValTok"/>
+        </w:rPr>
+        <w:t xml:space="preserve">11</w:t>
+      </w:r>
+      <w:r>
+        <w:rPr>
+          <w:rStyle w:val="NormalTok"/>
+        </w:rPr>
+        <w:t xml:space="preserve">) </w:t>
+      </w:r>
+      <w:r>
+        <w:rPr>
+          <w:rStyle w:val="SpecialCharTok"/>
+        </w:rPr>
+        <w:t xml:space="preserve">~</w:t>
+      </w:r>
+      <w:r>
+        <w:rPr>
+          <w:rStyle w:val="NormalTok"/>
+        </w:rPr>
+        <w:t xml:space="preserve"> </w:t>
+      </w:r>
+      <w:r>
+        <w:rPr>
+          <w:rStyle w:val="StringTok"/>
+        </w:rPr>
+        <w:t xml:space="preserve">"fall"</w:t>
+      </w:r>
+      <w:r>
+        <w:rPr>
+          <w:rStyle w:val="NormalTok"/>
+        </w:rPr>
+        <w:t xml:space="preserve">,</w:t>
+      </w:r>
+      <w:r>
+        <w:br/>
+      </w:r>
+      <w:r>
+        <w:rPr>
+          <w:rStyle w:val="NormalTok"/>
+        </w:rPr>
+        <w:t xml:space="preserve">      MONTH </w:t>
+      </w:r>
+      <w:r>
+        <w:rPr>
+          <w:rStyle w:val="SpecialCharTok"/>
+        </w:rPr>
+        <w:t xml:space="preserve">%in%</w:t>
+      </w:r>
+      <w:r>
+        <w:rPr>
+          <w:rStyle w:val="NormalTok"/>
+        </w:rPr>
+        <w:t xml:space="preserve"> </w:t>
+      </w:r>
+      <w:r>
+        <w:rPr>
+          <w:rStyle w:val="FunctionTok"/>
+        </w:rPr>
+        <w:t xml:space="preserve">c</w:t>
+      </w:r>
+      <w:r>
+        <w:rPr>
+          <w:rStyle w:val="NormalTok"/>
+        </w:rPr>
+        <w:t xml:space="preserve">(</w:t>
+      </w:r>
+      <w:r>
+        <w:rPr>
+          <w:rStyle w:val="DecValTok"/>
+        </w:rPr>
+        <w:t xml:space="preserve">12</w:t>
+      </w:r>
+      <w:r>
+        <w:rPr>
+          <w:rStyle w:val="NormalTok"/>
+        </w:rPr>
+        <w:t xml:space="preserve">, </w:t>
+      </w:r>
+      <w:r>
+        <w:rPr>
+          <w:rStyle w:val="DecValTok"/>
+        </w:rPr>
+        <w:t xml:space="preserve">1</w:t>
+      </w:r>
+      <w:r>
+        <w:rPr>
+          <w:rStyle w:val="NormalTok"/>
+        </w:rPr>
+        <w:t xml:space="preserve">, </w:t>
+      </w:r>
+      <w:r>
+        <w:rPr>
+          <w:rStyle w:val="DecValTok"/>
+        </w:rPr>
+        <w:t xml:space="preserve">2</w:t>
+      </w:r>
+      <w:r>
+        <w:rPr>
+          <w:rStyle w:val="NormalTok"/>
+        </w:rPr>
+        <w:t xml:space="preserve">)  </w:t>
+      </w:r>
+      <w:r>
+        <w:rPr>
+          <w:rStyle w:val="SpecialCharTok"/>
+        </w:rPr>
+        <w:t xml:space="preserve">~</w:t>
+      </w:r>
+      <w:r>
+        <w:rPr>
+          <w:rStyle w:val="NormalTok"/>
+        </w:rPr>
+        <w:t xml:space="preserve"> </w:t>
+      </w:r>
+      <w:r>
+        <w:rPr>
+          <w:rStyle w:val="StringTok"/>
+        </w:rPr>
+        <w:t xml:space="preserve">"winter"</w:t>
+      </w:r>
+      <w:r>
+        <w:br/>
+      </w:r>
+      <w:r>
+        <w:rPr>
+          <w:rStyle w:val="NormalTok"/>
+        </w:rPr>
+        <w:t xml:space="preserve">    )</w:t>
+      </w:r>
+      <w:r>
+        <w:br/>
+      </w:r>
+      <w:r>
+        <w:rPr>
+          <w:rStyle w:val="NormalTok"/>
+        </w:rPr>
+        <w:t xml:space="preserve">  )</w:t>
+      </w:r>
+      <w:r>
+        <w:br/>
+      </w:r>
+      <w:r>
+        <w:br/>
+      </w:r>
+      <w:r>
+        <w:rPr>
+          <w:rStyle w:val="NormalTok"/>
+        </w:rPr>
+        <w:t xml:space="preserve">dlh_four_season_df </w:t>
+      </w:r>
+      <w:r>
+        <w:rPr>
+          <w:rStyle w:val="SpecialCharTok"/>
+        </w:rPr>
+        <w:t xml:space="preserve">%&gt;%</w:t>
+      </w:r>
+      <w:r>
+        <w:rPr>
+          <w:rStyle w:val="NormalTok"/>
+        </w:rPr>
+        <w:t xml:space="preserve"> </w:t>
+      </w:r>
+      <w:r>
+        <w:rPr>
+          <w:rStyle w:val="FunctionTok"/>
+        </w:rPr>
+        <w:t xml:space="preserve">count</w:t>
+      </w:r>
+      <w:r>
+        <w:rPr>
+          <w:rStyle w:val="NormalTok"/>
+        </w:rPr>
+        <w:t xml:space="preserve">(season)</w:t>
+      </w:r>
+    </w:p>
+    <w:p>
+      <w:pPr>
+        <w:pStyle w:val="FirstParagraph"/>
+      </w:pPr>
+      <w:r>
+        <w:t xml:space="preserve">✏️</w:t>
+      </w:r>
+      <w:r>
+        <w:t xml:space="preserve"> </w:t>
+      </w:r>
+      <w:r>
+        <w:rPr>
+          <w:b/>
+          <w:bCs/>
+        </w:rPr>
+        <w:t xml:space="preserve">Your turn:</w:t>
+      </w:r>
+      <w:r>
+        <w:t xml:space="preserve"> </w:t>
+      </w:r>
+      <w:r>
+        <w:t xml:space="preserve">Does adding spring and fall change your interpretation at all?</w:t>
+      </w:r>
+    </w:p>
+    <w:p>
+      <w:pPr>
+        <w:pStyle w:val="SourceCode"/>
+      </w:pPr>
+      <w:r>
+        <w:rPr>
+          <w:rStyle w:val="VerbatimChar"/>
+        </w:rPr>
+        <w:t xml:space="preserve">Your answer:</w:t>
+      </w:r>
+    </w:p>
+    <w:bookmarkEnd w:id="34"/>
+    <w:bookmarkStart w:id="35" w:name="look-at-snow-instead-of-temperature"/>
+    <w:p>
+      <w:pPr>
+        <w:pStyle w:val="Heading3"/>
+      </w:pPr>
+      <w:r>
+        <w:t xml:space="preserve">Look at snow instead of temperature</w:t>
+      </w:r>
+    </w:p>
+    <w:p>
+      <w:pPr>
+        <w:pStyle w:val="FirstParagraph"/>
+      </w:pPr>
+      <w:r>
+        <w:rPr>
+          <w:b/>
+          <w:bCs/>
+        </w:rPr>
+        <w:t xml:space="preserve">▶ Try this:</w:t>
+      </w:r>
+    </w:p>
+    <w:p>
+      <w:pPr>
+        <w:pStyle w:val="SourceCode"/>
+      </w:pPr>
+      <w:r>
+        <w:rPr>
+          <w:rStyle w:val="CommentTok"/>
+        </w:rPr>
+        <w:t xml:space="preserve"># Explore snow/ice flag data -------------------------------------------</w:t>
+      </w:r>
+      <w:r>
+        <w:br/>
+      </w:r>
+      <w:r>
+        <w:rPr>
+          <w:rStyle w:val="NormalTok"/>
+        </w:rPr>
+        <w:t xml:space="preserve">dlh_snow_df </w:t>
+      </w:r>
+      <w:r>
+        <w:rPr>
+          <w:rStyle w:val="OtherTok"/>
+        </w:rPr>
+        <w:t xml:space="preserve">&lt;-</w:t>
+      </w:r>
+      <w:r>
+        <w:rPr>
+          <w:rStyle w:val="NormalTok"/>
+        </w:rPr>
+        <w:t xml:space="preserve"> dlh_temp_df </w:t>
+      </w:r>
+      <w:r>
+        <w:rPr>
+          <w:rStyle w:val="SpecialCharTok"/>
+        </w:rPr>
+        <w:t xml:space="preserve">%&gt;%</w:t>
+      </w:r>
+      <w:r>
+        <w:br/>
+      </w:r>
+      <w:r>
+        <w:rPr>
+          <w:rStyle w:val="NormalTok"/>
+        </w:rPr>
+        <w:t xml:space="preserve">  </w:t>
+      </w:r>
+      <w:r>
+        <w:rPr>
+          <w:rStyle w:val="FunctionTok"/>
+        </w:rPr>
+        <w:t xml:space="preserve">mutate</w:t>
+      </w:r>
+      <w:r>
+        <w:rPr>
+          <w:rStyle w:val="NormalTok"/>
+        </w:rPr>
+        <w:t xml:space="preserve">(</w:t>
+      </w:r>
+      <w:r>
+        <w:br/>
+      </w:r>
+      <w:r>
+        <w:rPr>
+          <w:rStyle w:val="NormalTok"/>
+        </w:rPr>
+        <w:t xml:space="preserve">    </w:t>
+      </w:r>
+      <w:r>
+        <w:rPr>
+          <w:rStyle w:val="AttributeTok"/>
+        </w:rPr>
+        <w:t xml:space="preserve">snow_mm =</w:t>
+      </w:r>
+      <w:r>
+        <w:rPr>
+          <w:rStyle w:val="NormalTok"/>
+        </w:rPr>
+        <w:t xml:space="preserve"> </w:t>
+      </w:r>
+      <w:r>
+        <w:rPr>
+          <w:rStyle w:val="FunctionTok"/>
+        </w:rPr>
+        <w:t xml:space="preserve">case_when</w:t>
+      </w:r>
+      <w:r>
+        <w:rPr>
+          <w:rStyle w:val="NormalTok"/>
+        </w:rPr>
+        <w:t xml:space="preserve">(</w:t>
+      </w:r>
+      <w:r>
+        <w:br/>
+      </w:r>
+      <w:r>
+        <w:rPr>
+          <w:rStyle w:val="NormalTok"/>
+        </w:rPr>
+        <w:t xml:space="preserve">      I_SNOW_ICE </w:t>
+      </w:r>
+      <w:r>
+        <w:rPr>
+          <w:rStyle w:val="SpecialCharTok"/>
+        </w:rPr>
+        <w:t xml:space="preserve">==</w:t>
+      </w:r>
+      <w:r>
+        <w:rPr>
+          <w:rStyle w:val="NormalTok"/>
+        </w:rPr>
+        <w:t xml:space="preserve"> </w:t>
+      </w:r>
+      <w:r>
+        <w:rPr>
+          <w:rStyle w:val="DecValTok"/>
+        </w:rPr>
+        <w:t xml:space="preserve">1</w:t>
+      </w:r>
+      <w:r>
+        <w:rPr>
+          <w:rStyle w:val="NormalTok"/>
+        </w:rPr>
+        <w:t xml:space="preserve"> </w:t>
+      </w:r>
+      <w:r>
+        <w:rPr>
+          <w:rStyle w:val="SpecialCharTok"/>
+        </w:rPr>
+        <w:t xml:space="preserve">~</w:t>
+      </w:r>
+      <w:r>
+        <w:rPr>
+          <w:rStyle w:val="NormalTok"/>
+        </w:rPr>
+        <w:t xml:space="preserve"> PRCP,</w:t>
+      </w:r>
+      <w:r>
+        <w:br/>
+      </w:r>
+      <w:r>
+        <w:rPr>
+          <w:rStyle w:val="NormalTok"/>
+        </w:rPr>
+        <w:t xml:space="preserve">      </w:t>
+      </w:r>
+      <w:r>
+        <w:rPr>
+          <w:rStyle w:val="ConstantTok"/>
+        </w:rPr>
+        <w:t xml:space="preserve">TRUE</w:t>
+      </w:r>
+      <w:r>
+        <w:rPr>
+          <w:rStyle w:val="NormalTok"/>
+        </w:rPr>
+        <w:t xml:space="preserve">             </w:t>
+      </w:r>
+      <w:r>
+        <w:rPr>
+          <w:rStyle w:val="SpecialCharTok"/>
+        </w:rPr>
+        <w:t xml:space="preserve">~</w:t>
+      </w:r>
+      <w:r>
+        <w:rPr>
+          <w:rStyle w:val="NormalTok"/>
+        </w:rPr>
+        <w:t xml:space="preserve"> </w:t>
+      </w:r>
+      <w:r>
+        <w:rPr>
+          <w:rStyle w:val="ConstantTok"/>
+        </w:rPr>
+        <w:t xml:space="preserve">NA</w:t>
+      </w:r>
+      <w:r>
+        <w:br/>
+      </w:r>
+      <w:r>
+        <w:rPr>
+          <w:rStyle w:val="NormalTok"/>
+        </w:rPr>
+        <w:t xml:space="preserve">    )</w:t>
+      </w:r>
+      <w:r>
+        <w:br/>
+      </w:r>
+      <w:r>
+        <w:rPr>
+          <w:rStyle w:val="NormalTok"/>
+        </w:rPr>
+        <w:t xml:space="preserve">  ) </w:t>
+      </w:r>
+      <w:r>
+        <w:rPr>
+          <w:rStyle w:val="SpecialCharTok"/>
+        </w:rPr>
+        <w:t xml:space="preserve">%&gt;%</w:t>
+      </w:r>
+      <w:r>
+        <w:br/>
+      </w:r>
+      <w:r>
+        <w:rPr>
+          <w:rStyle w:val="NormalTok"/>
+        </w:rPr>
+        <w:t xml:space="preserve">  </w:t>
+      </w:r>
+      <w:r>
+        <w:rPr>
+          <w:rStyle w:val="FunctionTok"/>
+        </w:rPr>
+        <w:t xml:space="preserve">mutate</w:t>
+      </w:r>
+      <w:r>
+        <w:rPr>
+          <w:rStyle w:val="NormalTok"/>
+        </w:rPr>
+        <w:t xml:space="preserve">(</w:t>
+      </w:r>
+      <w:r>
+        <w:rPr>
+          <w:rStyle w:val="AttributeTok"/>
+        </w:rPr>
+        <w:t xml:space="preserve">snow_mm =</w:t>
+      </w:r>
+      <w:r>
+        <w:rPr>
+          <w:rStyle w:val="NormalTok"/>
+        </w:rPr>
+        <w:t xml:space="preserve"> </w:t>
+      </w:r>
+      <w:r>
+        <w:rPr>
+          <w:rStyle w:val="FunctionTok"/>
+        </w:rPr>
+        <w:t xml:space="preserve">ifelse</w:t>
+      </w:r>
+      <w:r>
+        <w:rPr>
+          <w:rStyle w:val="NormalTok"/>
+        </w:rPr>
+        <w:t xml:space="preserve">(snow_mm </w:t>
+      </w:r>
+      <w:r>
+        <w:rPr>
+          <w:rStyle w:val="SpecialCharTok"/>
+        </w:rPr>
+        <w:t xml:space="preserve">==</w:t>
+      </w:r>
+      <w:r>
+        <w:rPr>
+          <w:rStyle w:val="NormalTok"/>
+        </w:rPr>
+        <w:t xml:space="preserve"> </w:t>
+      </w:r>
+      <w:r>
+        <w:rPr>
+          <w:rStyle w:val="DecValTok"/>
+        </w:rPr>
+        <w:t xml:space="preserve">0</w:t>
+      </w:r>
+      <w:r>
+        <w:rPr>
+          <w:rStyle w:val="NormalTok"/>
+        </w:rPr>
+        <w:t xml:space="preserve">, </w:t>
+      </w:r>
+      <w:r>
+        <w:rPr>
+          <w:rStyle w:val="ConstantTok"/>
+        </w:rPr>
+        <w:t xml:space="preserve">NA</w:t>
+      </w:r>
+      <w:r>
+        <w:rPr>
+          <w:rStyle w:val="NormalTok"/>
+        </w:rPr>
+        <w:t xml:space="preserve">, snow_mm))</w:t>
+      </w:r>
+      <w:r>
+        <w:br/>
+      </w:r>
+      <w:r>
+        <w:br/>
+      </w:r>
+      <w:r>
+        <w:rPr>
+          <w:rStyle w:val="NormalTok"/>
+        </w:rPr>
+        <w:t xml:space="preserve">yearly_snow_df </w:t>
+      </w:r>
+      <w:r>
+        <w:rPr>
+          <w:rStyle w:val="OtherTok"/>
+        </w:rPr>
+        <w:t xml:space="preserve">&lt;-</w:t>
+      </w:r>
+      <w:r>
+        <w:rPr>
+          <w:rStyle w:val="NormalTok"/>
+        </w:rPr>
+        <w:t xml:space="preserve"> dlh_snow_df </w:t>
+      </w:r>
+      <w:r>
+        <w:rPr>
+          <w:rStyle w:val="SpecialCharTok"/>
+        </w:rPr>
+        <w:t xml:space="preserve">%&gt;%</w:t>
+      </w:r>
+      <w:r>
+        <w:br/>
+      </w:r>
+      <w:r>
+        <w:rPr>
+          <w:rStyle w:val="NormalTok"/>
+        </w:rPr>
+        <w:t xml:space="preserve">  </w:t>
+      </w:r>
+      <w:r>
+        <w:rPr>
+          <w:rStyle w:val="FunctionTok"/>
+        </w:rPr>
+        <w:t xml:space="preserve">group_by</w:t>
+      </w:r>
+      <w:r>
+        <w:rPr>
+          <w:rStyle w:val="NormalTok"/>
+        </w:rPr>
+        <w:t xml:space="preserve">(YEAR) </w:t>
+      </w:r>
+      <w:r>
+        <w:rPr>
+          <w:rStyle w:val="SpecialCharTok"/>
+        </w:rPr>
+        <w:t xml:space="preserve">%&gt;%</w:t>
+      </w:r>
+      <w:r>
+        <w:br/>
+      </w:r>
+      <w:r>
+        <w:rPr>
+          <w:rStyle w:val="NormalTok"/>
+        </w:rPr>
+        <w:t xml:space="preserve">  </w:t>
+      </w:r>
+      <w:r>
+        <w:rPr>
+          <w:rStyle w:val="FunctionTok"/>
+        </w:rPr>
+        <w:t xml:space="preserve">summarize</w:t>
+      </w:r>
+      <w:r>
+        <w:rPr>
+          <w:rStyle w:val="NormalTok"/>
+        </w:rPr>
+        <w:t xml:space="preserve">(</w:t>
+      </w:r>
+      <w:r>
+        <w:rPr>
+          <w:rStyle w:val="AttributeTok"/>
+        </w:rPr>
+        <w:t xml:space="preserve">sum_snow =</w:t>
+      </w:r>
+      <w:r>
+        <w:rPr>
+          <w:rStyle w:val="NormalTok"/>
+        </w:rPr>
+        <w:t xml:space="preserve"> </w:t>
+      </w:r>
+      <w:r>
+        <w:rPr>
+          <w:rStyle w:val="FunctionTok"/>
+        </w:rPr>
+        <w:t xml:space="preserve">sum</w:t>
+      </w:r>
+      <w:r>
+        <w:rPr>
+          <w:rStyle w:val="NormalTok"/>
+        </w:rPr>
+        <w:t xml:space="preserve">(snow_mm, </w:t>
+      </w:r>
+      <w:r>
+        <w:rPr>
+          <w:rStyle w:val="AttributeTok"/>
+        </w:rPr>
+        <w:t xml:space="preserve">na.rm =</w:t>
+      </w:r>
+      <w:r>
+        <w:rPr>
+          <w:rStyle w:val="NormalTok"/>
+        </w:rPr>
+        <w:t xml:space="preserve"> </w:t>
+      </w:r>
+      <w:r>
+        <w:rPr>
+          <w:rStyle w:val="ConstantTok"/>
+        </w:rPr>
+        <w:t xml:space="preserve">TRUE</w:t>
+      </w:r>
+      <w:r>
+        <w:rPr>
+          <w:rStyle w:val="NormalTok"/>
+        </w:rPr>
+        <w:t xml:space="preserve">))</w:t>
+      </w:r>
+      <w:r>
+        <w:br/>
+      </w:r>
+      <w:r>
+        <w:br/>
+      </w:r>
+      <w:r>
+        <w:rPr>
+          <w:rStyle w:val="NormalTok"/>
+        </w:rPr>
+        <w:t xml:space="preserve">yearly_snow_df </w:t>
+      </w:r>
+      <w:r>
+        <w:rPr>
+          <w:rStyle w:val="SpecialCharTok"/>
+        </w:rPr>
+        <w:t xml:space="preserve">%&gt;%</w:t>
+      </w:r>
+      <w:r>
+        <w:br/>
+      </w:r>
+      <w:r>
+        <w:rPr>
+          <w:rStyle w:val="NormalTok"/>
+        </w:rPr>
+        <w:t xml:space="preserve">  </w:t>
+      </w:r>
+      <w:r>
+        <w:rPr>
+          <w:rStyle w:val="FunctionTok"/>
+        </w:rPr>
+        <w:t xml:space="preserve">ggplot</w:t>
+      </w:r>
+      <w:r>
+        <w:rPr>
+          <w:rStyle w:val="NormalTok"/>
+        </w:rPr>
+        <w:t xml:space="preserve">(</w:t>
+      </w:r>
+      <w:r>
+        <w:rPr>
+          <w:rStyle w:val="FunctionTok"/>
+        </w:rPr>
+        <w:t xml:space="preserve">aes</w:t>
+      </w:r>
+      <w:r>
+        <w:rPr>
+          <w:rStyle w:val="NormalTok"/>
+        </w:rPr>
+        <w:t xml:space="preserve">(</w:t>
+      </w:r>
+      <w:r>
+        <w:rPr>
+          <w:rStyle w:val="AttributeTok"/>
+        </w:rPr>
+        <w:t xml:space="preserve">x =</w:t>
+      </w:r>
+      <w:r>
+        <w:rPr>
+          <w:rStyle w:val="NormalTok"/>
+        </w:rPr>
+        <w:t xml:space="preserve"> YEAR, </w:t>
+      </w:r>
+      <w:r>
+        <w:rPr>
+          <w:rStyle w:val="AttributeTok"/>
+        </w:rPr>
+        <w:t xml:space="preserve">y =</w:t>
+      </w:r>
+      <w:r>
+        <w:rPr>
+          <w:rStyle w:val="NormalTok"/>
+        </w:rPr>
+        <w:t xml:space="preserve"> sum_snow)) </w:t>
+      </w:r>
+      <w:r>
+        <w:rPr>
+          <w:rStyle w:val="SpecialCharTok"/>
+        </w:rPr>
+        <w:t xml:space="preserve">+</w:t>
+      </w:r>
+      <w:r>
+        <w:br/>
+      </w:r>
+      <w:r>
+        <w:rPr>
+          <w:rStyle w:val="NormalTok"/>
+        </w:rPr>
+        <w:t xml:space="preserve">  </w:t>
+      </w:r>
+      <w:r>
+        <w:rPr>
+          <w:rStyle w:val="FunctionTok"/>
+        </w:rPr>
+        <w:t xml:space="preserve">geom_point</w:t>
+      </w:r>
+      <w:r>
+        <w:rPr>
+          <w:rStyle w:val="NormalTok"/>
+        </w:rPr>
+        <w:t xml:space="preserve">() </w:t>
+      </w:r>
+      <w:r>
+        <w:rPr>
+          <w:rStyle w:val="SpecialCharTok"/>
+        </w:rPr>
+        <w:t xml:space="preserve">+</w:t>
+      </w:r>
+      <w:r>
+        <w:br/>
+      </w:r>
+      <w:r>
+        <w:rPr>
+          <w:rStyle w:val="NormalTok"/>
+        </w:rPr>
+        <w:t xml:space="preserve">  </w:t>
+      </w:r>
+      <w:r>
+        <w:rPr>
+          <w:rStyle w:val="FunctionTok"/>
+        </w:rPr>
+        <w:t xml:space="preserve">geom_line</w:t>
+      </w:r>
+      <w:r>
+        <w:rPr>
+          <w:rStyle w:val="NormalTok"/>
+        </w:rPr>
+        <w:t xml:space="preserve">() </w:t>
+      </w:r>
+      <w:r>
+        <w:rPr>
+          <w:rStyle w:val="SpecialCharTok"/>
+        </w:rPr>
+        <w:t xml:space="preserve">+</w:t>
+      </w:r>
+      <w:r>
+        <w:br/>
+      </w:r>
+      <w:r>
+        <w:rPr>
+          <w:rStyle w:val="NormalTok"/>
+        </w:rPr>
+        <w:t xml:space="preserve">  </w:t>
+      </w:r>
+      <w:r>
+        <w:rPr>
+          <w:rStyle w:val="FunctionTok"/>
+        </w:rPr>
+        <w:t xml:space="preserve">geom_smooth</w:t>
+      </w:r>
+      <w:r>
+        <w:rPr>
+          <w:rStyle w:val="NormalTok"/>
+        </w:rPr>
+        <w:t xml:space="preserve">(</w:t>
+      </w:r>
+      <w:r>
+        <w:rPr>
+          <w:rStyle w:val="AttributeTok"/>
+        </w:rPr>
+        <w:t xml:space="preserve">method =</w:t>
+      </w:r>
+      <w:r>
+        <w:rPr>
+          <w:rStyle w:val="NormalTok"/>
+        </w:rPr>
+        <w:t xml:space="preserve"> </w:t>
+      </w:r>
+      <w:r>
+        <w:rPr>
+          <w:rStyle w:val="StringTok"/>
+        </w:rPr>
+        <w:t xml:space="preserve">"lm"</w:t>
+      </w:r>
+      <w:r>
+        <w:rPr>
+          <w:rStyle w:val="NormalTok"/>
+        </w:rPr>
+        <w:t xml:space="preserve">) </w:t>
+      </w:r>
+      <w:r>
+        <w:rPr>
+          <w:rStyle w:val="SpecialCharTok"/>
+        </w:rPr>
+        <w:t xml:space="preserve">+</w:t>
+      </w:r>
+      <w:r>
+        <w:br/>
+      </w:r>
+      <w:r>
+        <w:rPr>
+          <w:rStyle w:val="NormalTok"/>
+        </w:rPr>
+        <w:t xml:space="preserve">  </w:t>
+      </w:r>
+      <w:r>
+        <w:rPr>
+          <w:rStyle w:val="FunctionTok"/>
+        </w:rPr>
+        <w:t xml:space="preserve">labs</w:t>
+      </w:r>
+      <w:r>
+        <w:rPr>
+          <w:rStyle w:val="NormalTok"/>
+        </w:rPr>
+        <w:t xml:space="preserve">(</w:t>
+      </w:r>
+      <w:r>
+        <w:rPr>
+          <w:rStyle w:val="AttributeTok"/>
+        </w:rPr>
+        <w:t xml:space="preserve">x =</w:t>
+      </w:r>
+      <w:r>
+        <w:rPr>
+          <w:rStyle w:val="NormalTok"/>
+        </w:rPr>
+        <w:t xml:space="preserve"> </w:t>
+      </w:r>
+      <w:r>
+        <w:rPr>
+          <w:rStyle w:val="StringTok"/>
+        </w:rPr>
+        <w:t xml:space="preserve">"Year"</w:t>
+      </w:r>
+      <w:r>
+        <w:rPr>
+          <w:rStyle w:val="NormalTok"/>
+        </w:rPr>
+        <w:t xml:space="preserve">, </w:t>
+      </w:r>
+      <w:r>
+        <w:rPr>
+          <w:rStyle w:val="AttributeTok"/>
+        </w:rPr>
+        <w:t xml:space="preserve">y =</w:t>
+      </w:r>
+      <w:r>
+        <w:rPr>
+          <w:rStyle w:val="NormalTok"/>
+        </w:rPr>
+        <w:t xml:space="preserve"> </w:t>
+      </w:r>
+      <w:r>
+        <w:rPr>
+          <w:rStyle w:val="StringTok"/>
+        </w:rPr>
+        <w:t xml:space="preserve">"Total Yearly Snow (mm)"</w:t>
+      </w:r>
+      <w:r>
+        <w:rPr>
+          <w:rStyle w:val="NormalTok"/>
+        </w:rPr>
+        <w:t xml:space="preserve">) </w:t>
+      </w:r>
+      <w:r>
+        <w:rPr>
+          <w:rStyle w:val="SpecialCharTok"/>
+        </w:rPr>
+        <w:t xml:space="preserve">+</w:t>
+      </w:r>
+      <w:r>
+        <w:br/>
+      </w:r>
+      <w:r>
+        <w:rPr>
+          <w:rStyle w:val="NormalTok"/>
+        </w:rPr>
+        <w:t xml:space="preserve">  </w:t>
+      </w:r>
+      <w:r>
+        <w:rPr>
+          <w:rStyle w:val="FunctionTok"/>
+        </w:rPr>
+        <w:t xml:space="preserve">theme_minimal</w:t>
+      </w:r>
+      <w:r>
+        <w:rPr>
+          <w:rStyle w:val="NormalTok"/>
+        </w:rPr>
+        <w:t xml:space="preserve">()</w:t>
+      </w:r>
+    </w:p>
+    <w:p>
+      <w:pPr>
+        <w:pStyle w:val="FirstParagraph"/>
+      </w:pPr>
+      <w:r>
+        <w:t xml:space="preserve">✏️</w:t>
+      </w:r>
+      <w:r>
+        <w:t xml:space="preserve"> </w:t>
+      </w:r>
+      <w:r>
+        <w:rPr>
+          <w:b/>
+          <w:bCs/>
+        </w:rPr>
+        <w:t xml:space="preserve">Your turn:</w:t>
+      </w:r>
+      <w:r>
+        <w:t xml:space="preserve"> </w:t>
+      </w:r>
+      <w:r>
+        <w:t xml:space="preserve">Has total yearly snowfall changed over time the same way temperature has? Why might these two trends differ?</w:t>
+      </w:r>
+    </w:p>
+    <w:p>
+      <w:pPr>
+        <w:pStyle w:val="SourceCode"/>
+      </w:pPr>
+      <w:r>
+        <w:rPr>
+          <w:rStyle w:val="VerbatimChar"/>
+        </w:rPr>
+        <w:t xml:space="preserve">Your answer:</w:t>
+      </w:r>
+    </w:p>
+    <w:p>
+      <w:r>
+        <w:pict>
+          <v:rect style="width:0;height:1.5pt" o:hralign="center" o:hrstd="t" o:hr="t"/>
+        </w:pict>
+      </w:r>
+    </w:p>
+    <w:bookmarkEnd w:id="35"/>
+    <w:bookmarkEnd w:id="36"/>
+    <w:bookmarkStart w:id="37" w:name="X830e6a044a2386a1afccbb783a0eef91d101e86"/>
+    <w:p>
+      <w:pPr>
+        <w:pStyle w:val="Heading1"/>
+      </w:pPr>
+      <w:r>
+        <w:t xml:space="preserve">What your</w:t>
+      </w:r>
+      <w:r>
+        <w:t xml:space="preserve"> </w:t>
+      </w:r>
+      <w:r>
+        <w:rPr>
+          <w:rStyle w:val="VerbatimChar"/>
+        </w:rPr>
+        <w:t xml:space="preserve">figures/</w:t>
+      </w:r>
+      <w:r>
+        <w:t xml:space="preserve"> </w:t>
+      </w:r>
+      <w:r>
+        <w:t xml:space="preserve">folder should contain after this worksheet</w:t>
+      </w:r>
+    </w:p>
+    <w:p>
+      <w:pPr>
+        <w:pStyle w:val="SourceCode"/>
+      </w:pPr>
+      <w:r>
+        <w:rPr>
+          <w:rStyle w:val="VerbatimChar"/>
+        </w:rPr>
+        <w:t xml:space="preserve">figures/</w:t>
+      </w:r>
+      <w:r>
+        <w:br/>
+      </w:r>
+      <w:r>
+        <w:rPr>
+          <w:rStyle w:val="VerbatimChar"/>
+        </w:rPr>
+        <w:t xml:space="preserve">├── raw_temp_plot.png        ← from Part 3</w:t>
+      </w:r>
+      <w:r>
+        <w:br/>
+      </w:r>
+      <w:r>
+        <w:rPr>
+          <w:rStyle w:val="VerbatimChar"/>
+        </w:rPr>
+        <w:t xml:space="preserve">├── month_temp_plot.png      ← from Part 4</w:t>
+      </w:r>
+      <w:r>
+        <w:br/>
+      </w:r>
+      <w:r>
+        <w:rPr>
+          <w:rStyle w:val="VerbatimChar"/>
+        </w:rPr>
+        <w:t xml:space="preserve">├── yearly_temp_plot.png     ← from Part 5</w:t>
+      </w:r>
+      <w:r>
+        <w:br/>
+      </w:r>
+      <w:r>
+        <w:rPr>
+          <w:rStyle w:val="VerbatimChar"/>
+        </w:rPr>
+        <w:t xml:space="preserve">├── season_temp_plot.png     ← from Part 9</w:t>
+      </w:r>
+    </w:p>
+    <w:p>
+      <w:r>
+        <w:pict>
+          <v:rect style="width:0;height:1.5pt" o:hralign="center" o:hrstd="t" o:hr="t"/>
+        </w:pict>
+      </w:r>
+    </w:p>
+    <w:bookmarkEnd w:id="37"/>
+    <w:bookmarkStart w:id="39" w:name="getting-unstuck"/>
+    <w:p>
+      <w:pPr>
+        <w:pStyle w:val="Heading1"/>
+      </w:pPr>
+      <w:r>
+        <w:t xml:space="preserve">Getting unstuck</w:t>
+      </w:r>
+    </w:p>
+    <w:p>
+      <w:pPr>
+        <w:pStyle w:val="Compact"/>
+        <w:numPr>
+          <w:ilvl w:val="0"/>
+          <w:numId w:val="1015"/>
+        </w:numPr>
+      </w:pPr>
+      <w:r>
         <w:rPr>
           <w:rStyle w:val="VerbatimChar"/>
           <w:b/>
@@ -7879,7 +8372,7 @@
         <w:pStyle w:val="Compact"/>
         <w:numPr>
           <w:ilvl w:val="0"/>
-          <w:numId w:val="1014"/>
+          <w:numId w:val="1015"/>
         </w:numPr>
       </w:pPr>
       <w:r>
@@ -7952,7 +8445,7 @@
         <w:pStyle w:val="Compact"/>
         <w:numPr>
           <w:ilvl w:val="0"/>
-          <w:numId w:val="1014"/>
+          <w:numId w:val="1015"/>
         </w:numPr>
       </w:pPr>
       <w:r>
@@ -8050,7 +8543,7 @@
         <w:pStyle w:val="Compact"/>
         <w:numPr>
           <w:ilvl w:val="0"/>
-          <w:numId w:val="1014"/>
+          <w:numId w:val="1015"/>
         </w:numPr>
       </w:pPr>
       <w:r>
@@ -8102,7 +8595,7 @@
         <w:pStyle w:val="Compact"/>
         <w:numPr>
           <w:ilvl w:val="0"/>
-          <w:numId w:val="1014"/>
+          <w:numId w:val="1015"/>
         </w:numPr>
       </w:pPr>
       <w:r>
@@ -8202,7 +8695,7 @@
         <w:pStyle w:val="Compact"/>
         <w:numPr>
           <w:ilvl w:val="0"/>
-          <w:numId w:val="1014"/>
+          <w:numId w:val="1015"/>
         </w:numPr>
       </w:pPr>
       <w:r>
@@ -8221,7 +8714,7 @@
       <w:r>
         <w:t xml:space="preserve"> </w:t>
       </w:r>
-      <w:hyperlink r:id="rId31">
+      <w:hyperlink r:id="rId38">
         <w:r>
           <w:rPr>
             <w:rStyle w:val="Hyperlink"/>
@@ -8273,7 +8766,7 @@
         <w:t xml:space="preserve">End of Worksheet 06. Next: Homework — repeat this entire workflow for a city of your choice and compare your city’s warming rate to Duluth’s.</w:t>
       </w:r>
     </w:p>
-    <w:bookmarkEnd w:id="32"/>
+    <w:bookmarkEnd w:id="39"/>
     <w:sectPr>
       <w:pgSz w:h="15840" w:w="12240"/>
       <w:pgMar w:bottom="1440" w:footer="720" w:gutter="0" w:header="720" w:left="1440" w:right="1440" w:top="1440"/>
@@ -8695,7 +9188,7 @@
     <w:abstractNumId w:val="991"/>
   </w:num>
   <w:num w:numId="1006">
-    <w:abstractNumId w:val="992"/>
+    <w:abstractNumId w:val="991"/>
   </w:num>
   <w:num w:numId="1007">
     <w:abstractNumId w:val="992"/>
@@ -8719,6 +9212,9 @@
     <w:abstractNumId w:val="992"/>
   </w:num>
   <w:num w:numId="1014">
+    <w:abstractNumId w:val="992"/>
+  </w:num>
+  <w:num w:numId="1015">
     <w:abstractNumId w:val="99411"/>
     <w:lvlOverride w:ilvl="0">
       <w:startOverride w:val="1"/>
